--- a/Fase 3/Evidencias Individuales/Mazuela_Alex_3.1_APT122_DiarioReflexionFase3.docx
+++ b/Fase 3/Evidencias Individuales/Mazuela_Alex_3.1_APT122_DiarioReflexionFase3.docx
@@ -1,6 +1,6 @@
 
 <file path=word/document.xml><?xml version="1.0" encoding="utf-8"?>
-<w:document xmlns:wpc="http://schemas.microsoft.com/office/word/2010/wordprocessingCanvas" xmlns:cx="http://schemas.microsoft.com/office/drawing/2014/chartex" xmlns:mc="http://schemas.openxmlformats.org/markup-compatibility/2006" xmlns:o="urn:schemas-microsoft-com:office:office" xmlns:r="http://schemas.openxmlformats.org/officeDocument/2006/relationships" xmlns:m="http://schemas.openxmlformats.org/officeDocument/2006/math" xmlns:v="urn:schemas-microsoft-com:vml" xmlns:wp14="http://schemas.microsoft.com/office/word/2010/wordprocessingDrawing" xmlns:wp="http://schemas.openxmlformats.org/drawingml/2006/wordprocessingDrawing" xmlns:w10="urn:schemas-microsoft-com:office:word" xmlns:w="http://schemas.openxmlformats.org/wordprocessingml/2006/main" xmlns:w14="http://schemas.microsoft.com/office/word/2010/wordml" xmlns:w15="http://schemas.microsoft.com/office/word/2012/wordml" xmlns:w16se="http://schemas.microsoft.com/office/word/2015/wordml/symex" xmlns:wpg="http://schemas.microsoft.com/office/word/2010/wordprocessingGroup" xmlns:wpi="http://schemas.microsoft.com/office/word/2010/wordprocessingInk" xmlns:wne="http://schemas.microsoft.com/office/word/2006/wordml" xmlns:wps="http://schemas.microsoft.com/office/word/2010/wordprocessingShape" mc:Ignorable="w14 w15 w16se wp14">
+<w:document xmlns:wpc="http://schemas.microsoft.com/office/word/2010/wordprocessingCanvas" xmlns:cx="http://schemas.microsoft.com/office/drawing/2014/chartex" xmlns:cx1="http://schemas.microsoft.com/office/drawing/2015/9/8/chartex" xmlns:cx2="http://schemas.microsoft.com/office/drawing/2015/10/21/chartex" xmlns:cx3="http://schemas.microsoft.com/office/drawing/2016/5/9/chartex" xmlns:cx4="http://schemas.microsoft.com/office/drawing/2016/5/10/chartex" xmlns:cx5="http://schemas.microsoft.com/office/drawing/2016/5/11/chartex" xmlns:cx6="http://schemas.microsoft.com/office/drawing/2016/5/12/chartex" xmlns:cx7="http://schemas.microsoft.com/office/drawing/2016/5/13/chartex" xmlns:cx8="http://schemas.microsoft.com/office/drawing/2016/5/14/chartex" xmlns:mc="http://schemas.openxmlformats.org/markup-compatibility/2006" xmlns:aink="http://schemas.microsoft.com/office/drawing/2016/ink" xmlns:am3d="http://schemas.microsoft.com/office/drawing/2017/model3d" xmlns:o="urn:schemas-microsoft-com:office:office" xmlns:oel="http://schemas.microsoft.com/office/2019/extlst" xmlns:r="http://schemas.openxmlformats.org/officeDocument/2006/relationships" xmlns:m="http://schemas.openxmlformats.org/officeDocument/2006/math" xmlns:v="urn:schemas-microsoft-com:vml" xmlns:wp14="http://schemas.microsoft.com/office/word/2010/wordprocessingDrawing" xmlns:wp="http://schemas.openxmlformats.org/drawingml/2006/wordprocessingDrawing" xmlns:w10="urn:schemas-microsoft-com:office:word" xmlns:w="http://schemas.openxmlformats.org/wordprocessingml/2006/main" xmlns:w14="http://schemas.microsoft.com/office/word/2010/wordml" xmlns:w15="http://schemas.microsoft.com/office/word/2012/wordml" xmlns:w16cex="http://schemas.microsoft.com/office/word/2018/wordml/cex" xmlns:w16cid="http://schemas.microsoft.com/office/word/2016/wordml/cid" xmlns:w16="http://schemas.microsoft.com/office/word/2018/wordml" xmlns:w16du="http://schemas.microsoft.com/office/word/2023/wordml/word16du" xmlns:w16sdtdh="http://schemas.microsoft.com/office/word/2020/wordml/sdtdatahash" xmlns:w16sdtfl="http://schemas.microsoft.com/office/word/2024/wordml/sdtformatlock" xmlns:w16se="http://schemas.microsoft.com/office/word/2015/wordml/symex" xmlns:wpg="http://schemas.microsoft.com/office/word/2010/wordprocessingGroup" xmlns:wpi="http://schemas.microsoft.com/office/word/2010/wordprocessingInk" xmlns:wne="http://schemas.microsoft.com/office/word/2006/wordml" xmlns:wps="http://schemas.microsoft.com/office/word/2010/wordprocessingShape" mc:Ignorable="w14 w15 w16se w16cid w16 w16cex w16sdtdh w16sdtfl w16du wp14">
   <w:body>
     <w:p/>
     <w:tbl>
@@ -303,6 +303,8 @@
               <w:jc w:val="both"/>
               <w:rPr>
                 <w:rFonts w:eastAsiaTheme="majorEastAsia"/>
+                <w:b/>
+                <w:bCs/>
                 <w:color w:val="767171" w:themeColor="background2" w:themeShade="80"/>
                 <w:sz w:val="24"/>
                 <w:szCs w:val="24"/>
@@ -311,11 +313,55 @@
             <w:r>
               <w:rPr>
                 <w:rFonts w:eastAsiaTheme="majorEastAsia"/>
+                <w:b/>
+                <w:bCs/>
                 <w:sz w:val="24"/>
                 <w:szCs w:val="24"/>
               </w:rPr>
               <w:t xml:space="preserve">¿Luego de haber realizado tu Proyecto APT han cambiado tus intereses profesionales? ¿De qué manera han cambiado? </w:t>
             </w:r>
+          </w:p>
+          <w:p>
+            <w:pPr>
+              <w:pStyle w:val="Prrafodelista"/>
+              <w:jc w:val="both"/>
+              <w:rPr>
+                <w:rFonts w:eastAsiaTheme="majorEastAsia"/>
+                <w:b/>
+                <w:bCs/>
+                <w:color w:val="767171" w:themeColor="background2" w:themeShade="80"/>
+                <w:sz w:val="24"/>
+                <w:szCs w:val="24"/>
+              </w:rPr>
+            </w:pPr>
+          </w:p>
+          <w:p>
+            <w:pPr>
+              <w:jc w:val="both"/>
+              <w:rPr>
+                <w:rFonts w:eastAsiaTheme="majorEastAsia"/>
+                <w:sz w:val="24"/>
+                <w:szCs w:val="24"/>
+              </w:rPr>
+            </w:pPr>
+            <w:r>
+              <w:rPr>
+                <w:rFonts w:eastAsiaTheme="majorEastAsia"/>
+                <w:sz w:val="24"/>
+                <w:szCs w:val="24"/>
+              </w:rPr>
+              <w:t>No, mis intereses profesionales se han mantenido estables. Continúo motivado por el análisis de datos, el diseño de modelos de información y la creación de soluciones que permitan transformar datos en información útil para la toma de decisiones. El Proyecto APT reafirmó estas preferencias, ya que pude aplicar conocimientos de bases de datos, análisis de requerimientos y estructuración del backend, áreas en las que me desenvuelvo con mayor seguridad.</w:t>
+            </w:r>
+          </w:p>
+          <w:p>
+            <w:pPr>
+              <w:jc w:val="both"/>
+              <w:rPr>
+                <w:rFonts w:eastAsiaTheme="majorEastAsia"/>
+                <w:sz w:val="24"/>
+                <w:szCs w:val="24"/>
+              </w:rPr>
+            </w:pPr>
           </w:p>
           <w:p>
             <w:pPr>
@@ -327,7 +373,8 @@
               <w:jc w:val="both"/>
               <w:rPr>
                 <w:rFonts w:eastAsiaTheme="majorEastAsia"/>
-                <w:color w:val="767171" w:themeColor="background2" w:themeShade="80"/>
+                <w:b/>
+                <w:bCs/>
                 <w:sz w:val="24"/>
                 <w:szCs w:val="24"/>
               </w:rPr>
@@ -335,6 +382,8 @@
             <w:r>
               <w:rPr>
                 <w:rFonts w:eastAsiaTheme="majorEastAsia"/>
+                <w:b/>
+                <w:bCs/>
                 <w:sz w:val="24"/>
                 <w:szCs w:val="24"/>
               </w:rPr>
@@ -346,9 +395,8 @@
               <w:jc w:val="both"/>
               <w:rPr>
                 <w:rFonts w:ascii="Calibri" w:hAnsi="Calibri"/>
-                <w:b/>
-                <w:bCs/>
-                <w:color w:val="1F4E79" w:themeColor="accent1" w:themeShade="80"/>
+                <w:sz w:val="24"/>
+                <w:szCs w:val="24"/>
               </w:rPr>
             </w:pPr>
           </w:p>
@@ -357,11 +405,50 @@
               <w:jc w:val="both"/>
               <w:rPr>
                 <w:rFonts w:ascii="Calibri" w:hAnsi="Calibri"/>
-                <w:b/>
-                <w:bCs/>
-                <w:color w:val="1F4E79" w:themeColor="accent1" w:themeShade="80"/>
+                <w:sz w:val="24"/>
+                <w:szCs w:val="24"/>
               </w:rPr>
             </w:pPr>
+            <w:r>
+              <w:rPr>
+                <w:rFonts w:ascii="Calibri" w:hAnsi="Calibri"/>
+                <w:sz w:val="24"/>
+                <w:szCs w:val="24"/>
+              </w:rPr>
+              <w:t xml:space="preserve">Aunque mis intereses no han cambiado, el Proyecto APT sí influyó positivamente en la forma en que los reafirmo y valoro. A través del proyecto pude aplicar mis habilidades técnicas en un contexto real, especialmente en la integración del backend, la estructura de datos, la autenticación y la comunicación con sistemas externos, lo que reforzó mi interés por seguir profesionalizándome en estas áreas. También me permitió reconocer con mayor claridad mis áreas de mejora, como el desarrollo </w:t>
+            </w:r>
+            <w:r>
+              <w:rPr>
+                <w:rFonts w:ascii="Calibri" w:hAnsi="Calibri"/>
+                <w:sz w:val="24"/>
+                <w:szCs w:val="24"/>
+              </w:rPr>
+              <w:t>front-end</w:t>
+            </w:r>
+            <w:r>
+              <w:rPr>
+                <w:rFonts w:ascii="Calibri" w:hAnsi="Calibri"/>
+                <w:sz w:val="24"/>
+                <w:szCs w:val="24"/>
+              </w:rPr>
+              <w:t xml:space="preserve">, la programación móvil y la organización del tiempo, lo cual complementa mis </w:t>
+            </w:r>
+            <w:r>
+              <w:rPr>
+                <w:rFonts w:ascii="Calibri" w:hAnsi="Calibri"/>
+                <w:sz w:val="24"/>
+                <w:szCs w:val="24"/>
+              </w:rPr>
+              <w:t>intereses,</w:t>
+            </w:r>
+            <w:r>
+              <w:rPr>
+                <w:rFonts w:ascii="Calibri" w:hAnsi="Calibri"/>
+                <w:sz w:val="24"/>
+                <w:szCs w:val="24"/>
+              </w:rPr>
+              <w:t xml:space="preserve"> pero también me ofrece una visión más realista de mi perfil profesional. Además, participar en un proyecto parcialmente alineado con mis metas fue significativo, ya que, aunque incluyó aspectos de desarrollo que no son mis fortalezas, también me dio la oportunidad de trabajar con bases de datos y análisis de soluciones informáticas, áreas que forman parte central de mis proyecciones profesionales. En ese sentido, el Proyecto APT no modificó mis intereses, pero sí fortaleció mi convicción de que quiero desarrollarme en el análisis de datos, el modelamiento y la optimización de la información, incorporando a la vez mejoras en aquellas competencias que complementan mi perfil profesional.</w:t>
+            </w:r>
           </w:p>
           <w:p>
             <w:pPr>
@@ -476,6 +563,7 @@
                 <w:sz w:val="24"/>
                 <w:szCs w:val="24"/>
               </w:rPr>
+              <w:lastRenderedPageBreak/>
               <w:t>2. Mira la pregunta 2 de la Pauta de Reflexión de la Fase I que describe tus fortalezas y debilidades al inicio de la asignatura y responde:</w:t>
             </w:r>
           </w:p>
@@ -514,6 +602,8 @@
               <w:jc w:val="both"/>
               <w:rPr>
                 <w:rFonts w:eastAsiaTheme="majorEastAsia"/>
+                <w:b/>
+                <w:bCs/>
                 <w:color w:val="767171" w:themeColor="background2" w:themeShade="80"/>
                 <w:sz w:val="24"/>
                 <w:szCs w:val="24"/>
@@ -522,11 +612,68 @@
             <w:r>
               <w:rPr>
                 <w:rFonts w:eastAsiaTheme="majorEastAsia"/>
+                <w:b/>
+                <w:bCs/>
                 <w:sz w:val="24"/>
                 <w:szCs w:val="24"/>
               </w:rPr>
               <w:t>¿Luego de haber realizado tu Proyecto APT han cambiado tus fortalezas y debilidades? ¿De qué manera han cambiado?</w:t>
             </w:r>
+          </w:p>
+          <w:p>
+            <w:pPr>
+              <w:pStyle w:val="Prrafodelista"/>
+              <w:jc w:val="both"/>
+              <w:rPr>
+                <w:rFonts w:eastAsiaTheme="majorEastAsia"/>
+                <w:sz w:val="24"/>
+                <w:szCs w:val="24"/>
+              </w:rPr>
+            </w:pPr>
+          </w:p>
+          <w:p>
+            <w:pPr>
+              <w:jc w:val="both"/>
+              <w:rPr>
+                <w:rFonts w:eastAsiaTheme="majorEastAsia"/>
+                <w:sz w:val="24"/>
+                <w:szCs w:val="24"/>
+              </w:rPr>
+            </w:pPr>
+            <w:r>
+              <w:rPr>
+                <w:rFonts w:eastAsiaTheme="majorEastAsia"/>
+                <w:sz w:val="24"/>
+                <w:szCs w:val="24"/>
+              </w:rPr>
+              <w:t xml:space="preserve">Después de realizar el Proyecto APT, mis fortalezas y debilidades no han cambiado de manera radical, pero sí han evolucionado en cuanto a cómo las reconozco y cómo influyen en mi desempeño. Mis fortalezas relacionadas con el análisis y modelamiento de datos, así como con la programación de bases de datos, se reafirmaron durante el proyecto, ya que pude aplicarlas en tareas del backend, en la integración con la base de datos y en el análisis de requerimientos técnicos. Sin embargo, mis debilidades también se hicieron evidentes nuevamente, especialmente aquellas vinculadas al desarrollo </w:t>
+            </w:r>
+            <w:r>
+              <w:rPr>
+                <w:rFonts w:eastAsiaTheme="majorEastAsia"/>
+                <w:sz w:val="24"/>
+                <w:szCs w:val="24"/>
+              </w:rPr>
+              <w:t>front-end</w:t>
+            </w:r>
+            <w:r>
+              <w:rPr>
+                <w:rFonts w:eastAsiaTheme="majorEastAsia"/>
+                <w:sz w:val="24"/>
+                <w:szCs w:val="24"/>
+              </w:rPr>
+              <w:t>, la programación móvil y la organización del tiempo. Aunque estas áreas ya las había identificado previamente como más difíciles, el proyecto me permitió verlas en un contexto real de trabajo, lo que me mostró con mayor claridad cuánto necesito fortalecerlas para tener un perfil más equilibrado.</w:t>
+            </w:r>
+          </w:p>
+          <w:p>
+            <w:pPr>
+              <w:jc w:val="both"/>
+              <w:rPr>
+                <w:rFonts w:eastAsiaTheme="majorEastAsia"/>
+                <w:sz w:val="24"/>
+                <w:szCs w:val="24"/>
+              </w:rPr>
+            </w:pPr>
           </w:p>
           <w:p>
             <w:pPr>
@@ -538,19 +685,60 @@
               <w:jc w:val="both"/>
               <w:rPr>
                 <w:rFonts w:eastAsiaTheme="majorEastAsia"/>
-                <w:color w:val="767171" w:themeColor="background2" w:themeShade="80"/>
+                <w:b/>
+                <w:bCs/>
                 <w:sz w:val="24"/>
                 <w:szCs w:val="24"/>
               </w:rPr>
             </w:pPr>
             <w:r>
+              <w:rPr>
+                <w:rFonts w:eastAsiaTheme="majorEastAsia"/>
+                <w:b/>
+                <w:bCs/>
+                <w:sz w:val="24"/>
+                <w:szCs w:val="24"/>
+              </w:rPr>
+              <w:t>¿Cuáles son tus planes para seguir desarrollando tus fortalezas?</w:t>
+            </w:r>
+          </w:p>
+          <w:p>
+            <w:pPr>
+              <w:jc w:val="both"/>
               <w:rPr>
                 <w:rFonts w:eastAsiaTheme="majorEastAsia"/>
                 <w:sz w:val="24"/>
                 <w:szCs w:val="24"/>
               </w:rPr>
-              <w:t>¿Cuáles son tus planes para seguir desarrollando tus fortalezas?</w:t>
+            </w:pPr>
+          </w:p>
+          <w:p>
+            <w:pPr>
+              <w:jc w:val="both"/>
+              <w:rPr>
+                <w:rFonts w:eastAsiaTheme="majorEastAsia"/>
+                <w:sz w:val="24"/>
+                <w:szCs w:val="24"/>
+              </w:rPr>
+            </w:pPr>
+            <w:r>
+              <w:rPr>
+                <w:rFonts w:eastAsiaTheme="majorEastAsia"/>
+                <w:sz w:val="24"/>
+                <w:szCs w:val="24"/>
+              </w:rPr>
+              <w:t>Para seguir desarrollando mis fortalezas, planeo continuar profundizando en el análisis de datos, el modelamiento de bases de datos y la programación orientada al manejo eficiente de información. Mi objetivo es seguir practicando estas habilidades mediante proyectos personales, ejercicios de consulta avanzada, modelamiento y participación en actividades que me permitan analizar información en entornos reales. También me gustaría complementar este aprendizaje con cursos adicionales sobre minería de datos, SQL avanzado e inteligencia de negocios, para ampliar mi dominio técnico y mantenerme actualizado en tecnologías y metodologías del área. Con esto espero potenciar aún más las competencias que ya manejo con seguridad y que forman parte central de mi proyección profesional.</w:t>
             </w:r>
+          </w:p>
+          <w:p>
+            <w:pPr>
+              <w:jc w:val="both"/>
+              <w:rPr>
+                <w:rFonts w:eastAsiaTheme="majorEastAsia"/>
+                <w:sz w:val="24"/>
+                <w:szCs w:val="24"/>
+              </w:rPr>
+            </w:pPr>
           </w:p>
           <w:p>
             <w:pPr>
@@ -562,7 +750,8 @@
               <w:jc w:val="both"/>
               <w:rPr>
                 <w:rFonts w:eastAsiaTheme="majorEastAsia"/>
-                <w:color w:val="767171" w:themeColor="background2" w:themeShade="80"/>
+                <w:b/>
+                <w:bCs/>
                 <w:sz w:val="24"/>
                 <w:szCs w:val="24"/>
               </w:rPr>
@@ -570,6 +759,8 @@
             <w:r>
               <w:rPr>
                 <w:rFonts w:eastAsiaTheme="majorEastAsia"/>
+                <w:b/>
+                <w:bCs/>
                 <w:sz w:val="24"/>
                 <w:szCs w:val="24"/>
               </w:rPr>
@@ -580,12 +771,9 @@
             <w:pPr>
               <w:jc w:val="both"/>
               <w:rPr>
-                <w:rFonts w:ascii="Century Gothic" w:eastAsiaTheme="minorEastAsia" w:hAnsi="Century Gothic"/>
-                <w:b/>
-                <w:bCs/>
-                <w:sz w:val="20"/>
-                <w:szCs w:val="20"/>
-                <w:lang w:eastAsia="es-ES"/>
+                <w:rFonts w:eastAsiaTheme="majorEastAsia"/>
+                <w:sz w:val="24"/>
+                <w:szCs w:val="24"/>
               </w:rPr>
             </w:pPr>
           </w:p>
@@ -593,45 +781,35 @@
             <w:pPr>
               <w:jc w:val="both"/>
               <w:rPr>
-                <w:rFonts w:ascii="Calibri" w:hAnsi="Calibri"/>
-                <w:b/>
-                <w:bCs/>
-                <w:color w:val="1F4E79" w:themeColor="accent1" w:themeShade="80"/>
+                <w:rFonts w:eastAsiaTheme="majorEastAsia"/>
+                <w:sz w:val="24"/>
+                <w:szCs w:val="24"/>
               </w:rPr>
             </w:pPr>
-          </w:p>
-          <w:p>
-            <w:pPr>
-              <w:jc w:val="both"/>
-              <w:rPr>
-                <w:rFonts w:ascii="Calibri" w:hAnsi="Calibri"/>
-                <w:b/>
-                <w:bCs/>
-                <w:color w:val="1F4E79" w:themeColor="accent1" w:themeShade="80"/>
-              </w:rPr>
-            </w:pPr>
-          </w:p>
-          <w:p>
-            <w:pPr>
-              <w:jc w:val="both"/>
-              <w:rPr>
-                <w:rFonts w:ascii="Calibri" w:hAnsi="Calibri"/>
-                <w:b/>
-                <w:bCs/>
-                <w:color w:val="1F4E79" w:themeColor="accent1" w:themeShade="80"/>
-              </w:rPr>
-            </w:pPr>
-          </w:p>
-          <w:p>
-            <w:pPr>
-              <w:jc w:val="both"/>
-              <w:rPr>
-                <w:rFonts w:ascii="Calibri" w:hAnsi="Calibri"/>
-                <w:b/>
-                <w:bCs/>
-                <w:color w:val="1F4E79" w:themeColor="accent1" w:themeShade="80"/>
-              </w:rPr>
-            </w:pPr>
+            <w:r>
+              <w:rPr>
+                <w:rFonts w:eastAsiaTheme="majorEastAsia"/>
+                <w:sz w:val="24"/>
+                <w:szCs w:val="24"/>
+              </w:rPr>
+              <w:t xml:space="preserve">Respecto a mis debilidades, mi plan es trabajar de manera más estructurada en aquellas áreas que se me dificultan, especialmente en el desarrollo </w:t>
+            </w:r>
+            <w:r>
+              <w:rPr>
+                <w:rFonts w:eastAsiaTheme="majorEastAsia"/>
+                <w:sz w:val="24"/>
+                <w:szCs w:val="24"/>
+              </w:rPr>
+              <w:t>front-end</w:t>
+            </w:r>
+            <w:r>
+              <w:rPr>
+                <w:rFonts w:eastAsiaTheme="majorEastAsia"/>
+                <w:sz w:val="24"/>
+                <w:szCs w:val="24"/>
+              </w:rPr>
+              <w:t>, aplicaciones móviles y en la organización del tiempo. Para mejorar en lo técnico, quiero practicar más de forma autónoma, revisar documentación, seguir tutoriales guiados y construir pequeños proyectos que me permitan comprender mejor la lógica de estas tecnologías. Además, buscaré reforzar mi nivel de inglés técnico, ya que muchas herramientas, recursos y documentación relevante están en ese idioma. En cuanto a la organización del tiempo, planeo utilizar herramientas de planificación y establecer metas semanales que me ayuden a avanzar de manera más constante y evitar acumular trabajo. Con estas estrategias espero disminuir mis debilidades y fortalecer las áreas que más influyen en mi desempeño académico y profesional.</w:t>
+            </w:r>
           </w:p>
           <w:p>
             <w:pPr>
@@ -665,39 +843,6 @@
         <w:jc w:val="both"/>
         <w:rPr>
           <w:color w:val="595959" w:themeColor="text1" w:themeTint="A6"/>
-          <w:sz w:val="24"/>
-          <w:szCs w:val="24"/>
-          <w:lang w:eastAsia="ja-JP"/>
-        </w:rPr>
-      </w:pPr>
-    </w:p>
-    <w:p>
-      <w:pPr>
-        <w:spacing w:after="0" w:line="360" w:lineRule="auto"/>
-        <w:jc w:val="both"/>
-        <w:rPr>
-          <w:sz w:val="24"/>
-          <w:szCs w:val="24"/>
-          <w:lang w:eastAsia="ja-JP"/>
-        </w:rPr>
-      </w:pPr>
-    </w:p>
-    <w:p>
-      <w:pPr>
-        <w:spacing w:after="0" w:line="360" w:lineRule="auto"/>
-        <w:jc w:val="both"/>
-        <w:rPr>
-          <w:sz w:val="24"/>
-          <w:szCs w:val="24"/>
-          <w:lang w:eastAsia="ja-JP"/>
-        </w:rPr>
-      </w:pPr>
-    </w:p>
-    <w:p>
-      <w:pPr>
-        <w:spacing w:after="0" w:line="360" w:lineRule="auto"/>
-        <w:jc w:val="both"/>
-        <w:rPr>
           <w:sz w:val="24"/>
           <w:szCs w:val="24"/>
           <w:lang w:eastAsia="ja-JP"/>
@@ -738,8 +883,6 @@
                 <w:szCs w:val="24"/>
               </w:rPr>
             </w:pPr>
-            <w:bookmarkStart w:id="0" w:name="_GoBack"/>
-            <w:bookmarkEnd w:id="0"/>
             <w:r>
               <w:rPr>
                 <w:rFonts w:eastAsiaTheme="majorEastAsia"/>
@@ -785,6 +928,8 @@
               <w:jc w:val="both"/>
               <w:rPr>
                 <w:rFonts w:eastAsiaTheme="majorEastAsia"/>
+                <w:b/>
+                <w:bCs/>
                 <w:color w:val="767171" w:themeColor="background2" w:themeShade="80"/>
                 <w:sz w:val="24"/>
                 <w:szCs w:val="24"/>
@@ -793,11 +938,54 @@
             <w:r>
               <w:rPr>
                 <w:rFonts w:eastAsiaTheme="majorEastAsia"/>
+                <w:b/>
+                <w:bCs/>
                 <w:sz w:val="24"/>
                 <w:szCs w:val="24"/>
               </w:rPr>
               <w:t>¿Luego de haber realizado tu Proyecto APT han cambiado tus proyecciones laborales? ¿De qué manera han cambiado?</w:t>
             </w:r>
+          </w:p>
+          <w:p>
+            <w:pPr>
+              <w:ind w:left="360"/>
+              <w:jc w:val="both"/>
+              <w:rPr>
+                <w:rFonts w:eastAsiaTheme="majorEastAsia"/>
+                <w:color w:val="767171" w:themeColor="background2" w:themeShade="80"/>
+                <w:sz w:val="24"/>
+                <w:szCs w:val="24"/>
+              </w:rPr>
+            </w:pPr>
+          </w:p>
+          <w:p>
+            <w:pPr>
+              <w:jc w:val="both"/>
+              <w:rPr>
+                <w:rFonts w:eastAsiaTheme="majorEastAsia"/>
+                <w:sz w:val="24"/>
+                <w:szCs w:val="24"/>
+              </w:rPr>
+            </w:pPr>
+            <w:r>
+              <w:rPr>
+                <w:rFonts w:eastAsiaTheme="majorEastAsia"/>
+                <w:sz w:val="24"/>
+                <w:szCs w:val="24"/>
+              </w:rPr>
+              <w:t>Después de realizar el Proyecto APT, considero que mis proyecciones laborales no han cambiado, pero sí se han fortalecido y clarificado. Desde el inicio tenía interés en desempeñarme en áreas relacionadas con bases de datos, análisis de información e inteligencia de negocios, y el proyecto reforzó esta orientación. Durante el desarrollo del APT pude aplicar competencias que forman parte de mis intereses, como la estructuración de datos, la programación de consultas y la integración del backend con la base de datos. A la vez, el proyecto me permitió identificar la importancia de mejorar habilidades complementarias, como la gestión del tiempo y ciertas áreas del desarrollo de software, lo que aporta una visión más completa del perfil profesional que quiero construir</w:t>
+            </w:r>
+          </w:p>
+          <w:p>
+            <w:pPr>
+              <w:jc w:val="both"/>
+              <w:rPr>
+                <w:rFonts w:eastAsiaTheme="majorEastAsia"/>
+                <w:color w:val="767171" w:themeColor="background2" w:themeShade="80"/>
+                <w:sz w:val="24"/>
+                <w:szCs w:val="24"/>
+              </w:rPr>
+            </w:pPr>
           </w:p>
           <w:p>
             <w:pPr>
@@ -809,6 +997,8 @@
               <w:jc w:val="both"/>
               <w:rPr>
                 <w:rFonts w:eastAsiaTheme="majorEastAsia"/>
+                <w:b/>
+                <w:bCs/>
                 <w:color w:val="767171" w:themeColor="background2" w:themeShade="80"/>
                 <w:sz w:val="24"/>
                 <w:szCs w:val="24"/>
@@ -817,6 +1007,8 @@
             <w:r>
               <w:rPr>
                 <w:rFonts w:eastAsiaTheme="majorEastAsia"/>
+                <w:b/>
+                <w:bCs/>
                 <w:sz w:val="24"/>
                 <w:szCs w:val="24"/>
               </w:rPr>
@@ -825,14 +1017,33 @@
           </w:p>
           <w:p>
             <w:pPr>
+              <w:pStyle w:val="Prrafodelista"/>
               <w:jc w:val="both"/>
               <w:rPr>
+                <w:rFonts w:eastAsiaTheme="majorEastAsia"/>
+                <w:color w:val="767171" w:themeColor="background2" w:themeShade="80"/>
+                <w:sz w:val="24"/>
+                <w:szCs w:val="24"/>
+              </w:rPr>
+            </w:pPr>
+          </w:p>
+          <w:p>
+            <w:pPr>
+              <w:jc w:val="both"/>
+              <w:rPr>
                 <w:rFonts w:ascii="Calibri" w:hAnsi="Calibri"/>
-                <w:b/>
-                <w:bCs/>
-                <w:color w:val="1F4E79" w:themeColor="accent1" w:themeShade="80"/>
+                <w:sz w:val="24"/>
+                <w:szCs w:val="24"/>
               </w:rPr>
             </w:pPr>
+            <w:r>
+              <w:rPr>
+                <w:rFonts w:ascii="Calibri" w:hAnsi="Calibri"/>
+                <w:sz w:val="24"/>
+                <w:szCs w:val="24"/>
+              </w:rPr>
+              <w:t>En cinco años me imagino trabajando en un área especializada en gestión y análisis de datos, aportando en proyectos que involucren modelamiento de bases de datos, minería de datos e inteligencia de negocios. Me visualizo trabajando en un rol donde pueda transformar grandes volúmenes de información en herramientas útiles para la toma de decisiones organizacionales. También espero haber fortalecido mis competencias en inglés, documentación y desarrollo de proyectos, de manera que pueda asumir responsabilidades mayores dentro de un equipo profesional o incluso liderar iniciativas relacionadas con el análisis y la optimización de la información. Mi objetivo es desenvolverme en un entorno donde mis habilidades técnicas en bases de datos y análisis de datos sean un aporte directo al desempeño estratégico de una organización.</w:t>
+            </w:r>
           </w:p>
           <w:p>
             <w:pPr>
@@ -895,8 +1106,6 @@
     </w:p>
     <w:p>
       <w:pPr>
-        <w:spacing w:after="0" w:line="360" w:lineRule="auto"/>
-        <w:jc w:val="both"/>
         <w:rPr>
           <w:color w:val="595959" w:themeColor="text1" w:themeTint="A6"/>
           <w:sz w:val="24"/>
@@ -904,6 +1113,15 @@
           <w:lang w:eastAsia="ja-JP"/>
         </w:rPr>
       </w:pPr>
+      <w:r>
+        <w:rPr>
+          <w:color w:val="595959" w:themeColor="text1" w:themeTint="A6"/>
+          <w:sz w:val="24"/>
+          <w:szCs w:val="24"/>
+          <w:lang w:eastAsia="ja-JP"/>
+        </w:rPr>
+        <w:br w:type="page"/>
+      </w:r>
     </w:p>
     <w:tbl>
       <w:tblPr>
@@ -945,6 +1163,7 @@
                 <w:sz w:val="24"/>
                 <w:szCs w:val="24"/>
               </w:rPr>
+              <w:lastRenderedPageBreak/>
               <w:t>4. Reflexiona sobre tu experiencia de trabajo en grupo y responde:</w:t>
             </w:r>
           </w:p>
@@ -970,6 +1189,8 @@
               <w:jc w:val="both"/>
               <w:rPr>
                 <w:rFonts w:eastAsiaTheme="majorEastAsia"/>
+                <w:b/>
+                <w:bCs/>
                 <w:color w:val="767171" w:themeColor="background2" w:themeShade="80"/>
                 <w:sz w:val="24"/>
                 <w:szCs w:val="24"/>
@@ -978,11 +1199,71 @@
             <w:r>
               <w:rPr>
                 <w:rFonts w:eastAsiaTheme="majorEastAsia"/>
+                <w:b/>
+                <w:bCs/>
                 <w:sz w:val="24"/>
                 <w:szCs w:val="24"/>
               </w:rPr>
               <w:t>¿Qué aspectos positivos y negativos identificas del trabajo en grupo realizado en esta asignatura?</w:t>
             </w:r>
+          </w:p>
+          <w:p>
+            <w:pPr>
+              <w:jc w:val="both"/>
+              <w:rPr>
+                <w:rFonts w:eastAsiaTheme="majorEastAsia"/>
+                <w:color w:val="767171" w:themeColor="background2" w:themeShade="80"/>
+                <w:sz w:val="24"/>
+                <w:szCs w:val="24"/>
+              </w:rPr>
+            </w:pPr>
+          </w:p>
+          <w:p>
+            <w:pPr>
+              <w:jc w:val="both"/>
+              <w:rPr>
+                <w:rFonts w:eastAsiaTheme="majorEastAsia"/>
+                <w:sz w:val="24"/>
+                <w:szCs w:val="24"/>
+              </w:rPr>
+            </w:pPr>
+            <w:r>
+              <w:rPr>
+                <w:rFonts w:eastAsiaTheme="majorEastAsia"/>
+                <w:sz w:val="24"/>
+                <w:szCs w:val="24"/>
+              </w:rPr>
+              <w:t>En el trabajo en grupo realizado durante esta asignatura, identifico varios aspectos positivos que favorecieron el desarrollo del Proyecto APT. Uno de los elementos más importantes fue la buena comunicación que mantuvimos a lo largo del proceso, lo que nos permitió coordinar tareas, resolver dudas y tomar decisiones de manera clara y eficiente. También destaco la responsabilidad compartida, ya que ambos asumimos con compromiso nuestras funciones y colaboramos mutuamente cuando surgieron dificultades técnicas, especialmente en la integración del backend, la configuración del sistema de pagos y la conexión con la aplicación móvil. Esto contribuyó a un ambiente de trabajo colaborativo, ordenado y orientado al cumplimiento de los objetivos del proyecto.</w:t>
+            </w:r>
+          </w:p>
+          <w:p>
+            <w:pPr>
+              <w:jc w:val="both"/>
+              <w:rPr>
+                <w:rFonts w:eastAsiaTheme="majorEastAsia"/>
+                <w:sz w:val="24"/>
+                <w:szCs w:val="24"/>
+              </w:rPr>
+            </w:pPr>
+            <w:r>
+              <w:rPr>
+                <w:rFonts w:eastAsiaTheme="majorEastAsia"/>
+                <w:sz w:val="24"/>
+                <w:szCs w:val="24"/>
+              </w:rPr>
+              <w:t>En cuanto a los aspectos negativos, uno de los principales desafíos fue la dificultad para anticipar algunos problemas técnicos, lo que ocasionó retrasos en etapas como la integración final y ciertos ajustes del backend. También influyó la carga académica externa, que en ocasiones complicó la gestión del tiempo y redujo la velocidad de avance. Además, aunque trabajamos bien como equipo, a veces la distribución de tareas no fue completamente equilibrada, lo que hizo necesario reajustar roles en momentos clave del proyecto. Estos aspectos, si bien no afectaron gravemente el resultado, evidencian puntos donde podríamos mejorar en trabajos futuros.</w:t>
+            </w:r>
+          </w:p>
+          <w:p>
+            <w:pPr>
+              <w:jc w:val="both"/>
+              <w:rPr>
+                <w:rFonts w:eastAsiaTheme="majorEastAsia"/>
+                <w:color w:val="767171" w:themeColor="background2" w:themeShade="80"/>
+                <w:sz w:val="24"/>
+                <w:szCs w:val="24"/>
+              </w:rPr>
+            </w:pPr>
           </w:p>
           <w:p>
             <w:pPr>
@@ -993,6 +1274,8 @@
               </w:numPr>
               <w:jc w:val="both"/>
               <w:rPr>
+                <w:b/>
+                <w:bCs/>
                 <w:sz w:val="24"/>
                 <w:szCs w:val="24"/>
               </w:rPr>
@@ -1000,6 +1283,8 @@
             <w:r>
               <w:rPr>
                 <w:rFonts w:eastAsiaTheme="majorEastAsia"/>
+                <w:b/>
+                <w:bCs/>
                 <w:sz w:val="24"/>
                 <w:szCs w:val="24"/>
               </w:rPr>
@@ -1023,6 +1308,29 @@
                 <w:szCs w:val="24"/>
               </w:rPr>
             </w:pPr>
+            <w:r>
+              <w:rPr>
+                <w:sz w:val="24"/>
+                <w:szCs w:val="24"/>
+              </w:rPr>
+              <w:t xml:space="preserve">Para futuros trabajos en grupo dentro de contextos laborales, considero que puedo mejorar principalmente en la organización del tiempo y en la anticipación de riesgos. Durante el proyecto hubo momentos en que avancé más lento de lo planificado debido a la carga académica acumulada, por lo que adoptar herramientas más efectivas de planificación y establecer metas parciales semanales podría ayudarme a mantener un ritmo de trabajo más constante. También creo que es importante seguir desarrollando mis habilidades en áreas técnicas que no son mi fortaleza, como el </w:t>
+            </w:r>
+            <w:proofErr w:type="spellStart"/>
+            <w:r>
+              <w:rPr>
+                <w:sz w:val="24"/>
+                <w:szCs w:val="24"/>
+              </w:rPr>
+              <w:t>frontend</w:t>
+            </w:r>
+            <w:proofErr w:type="spellEnd"/>
+            <w:r>
+              <w:rPr>
+                <w:sz w:val="24"/>
+                <w:szCs w:val="24"/>
+              </w:rPr>
+              <w:t xml:space="preserve"> y las aplicaciones móviles, ya que fortalecer estas competencias me permitiría aportar de manera más equilibrada en proyectos multidisciplinarios. Finalmente, me gustaría mejorar en la comunicación proactiva dentro del equipo, expresando con mayor anticipación dificultades o necesidades técnicas, de manera que el grupo pueda tomar decisiones más informadas y evitar retrasos.</w:t>
+            </w:r>
           </w:p>
           <w:p>
             <w:pPr>
@@ -1126,7 +1434,7 @@
 </file>
 
 <file path=word/endnotes.xml><?xml version="1.0" encoding="utf-8"?>
-<w:endnotes xmlns:wpc="http://schemas.microsoft.com/office/word/2010/wordprocessingCanvas" xmlns:cx="http://schemas.microsoft.com/office/drawing/2014/chartex" xmlns:mc="http://schemas.openxmlformats.org/markup-compatibility/2006" xmlns:o="urn:schemas-microsoft-com:office:office" xmlns:r="http://schemas.openxmlformats.org/officeDocument/2006/relationships" xmlns:m="http://schemas.openxmlformats.org/officeDocument/2006/math" xmlns:v="urn:schemas-microsoft-com:vml" xmlns:wp14="http://schemas.microsoft.com/office/word/2010/wordprocessingDrawing" xmlns:wp="http://schemas.openxmlformats.org/drawingml/2006/wordprocessingDrawing" xmlns:w10="urn:schemas-microsoft-com:office:word" xmlns:w="http://schemas.openxmlformats.org/wordprocessingml/2006/main" xmlns:w14="http://schemas.microsoft.com/office/word/2010/wordml" xmlns:w15="http://schemas.microsoft.com/office/word/2012/wordml" xmlns:w16se="http://schemas.microsoft.com/office/word/2015/wordml/symex" xmlns:wpg="http://schemas.microsoft.com/office/word/2010/wordprocessingGroup" xmlns:wpi="http://schemas.microsoft.com/office/word/2010/wordprocessingInk" xmlns:wne="http://schemas.microsoft.com/office/word/2006/wordml" xmlns:wps="http://schemas.microsoft.com/office/word/2010/wordprocessingShape" mc:Ignorable="w14 w15 w16se wp14">
+<w:endnotes xmlns:wpc="http://schemas.microsoft.com/office/word/2010/wordprocessingCanvas" xmlns:cx="http://schemas.microsoft.com/office/drawing/2014/chartex" xmlns:cx1="http://schemas.microsoft.com/office/drawing/2015/9/8/chartex" xmlns:cx2="http://schemas.microsoft.com/office/drawing/2015/10/21/chartex" xmlns:cx3="http://schemas.microsoft.com/office/drawing/2016/5/9/chartex" xmlns:cx4="http://schemas.microsoft.com/office/drawing/2016/5/10/chartex" xmlns:cx5="http://schemas.microsoft.com/office/drawing/2016/5/11/chartex" xmlns:cx6="http://schemas.microsoft.com/office/drawing/2016/5/12/chartex" xmlns:cx7="http://schemas.microsoft.com/office/drawing/2016/5/13/chartex" xmlns:cx8="http://schemas.microsoft.com/office/drawing/2016/5/14/chartex" xmlns:mc="http://schemas.openxmlformats.org/markup-compatibility/2006" xmlns:aink="http://schemas.microsoft.com/office/drawing/2016/ink" xmlns:am3d="http://schemas.microsoft.com/office/drawing/2017/model3d" xmlns:o="urn:schemas-microsoft-com:office:office" xmlns:oel="http://schemas.microsoft.com/office/2019/extlst" xmlns:r="http://schemas.openxmlformats.org/officeDocument/2006/relationships" xmlns:m="http://schemas.openxmlformats.org/officeDocument/2006/math" xmlns:v="urn:schemas-microsoft-com:vml" xmlns:wp14="http://schemas.microsoft.com/office/word/2010/wordprocessingDrawing" xmlns:wp="http://schemas.openxmlformats.org/drawingml/2006/wordprocessingDrawing" xmlns:w10="urn:schemas-microsoft-com:office:word" xmlns:w="http://schemas.openxmlformats.org/wordprocessingml/2006/main" xmlns:w14="http://schemas.microsoft.com/office/word/2010/wordml" xmlns:w15="http://schemas.microsoft.com/office/word/2012/wordml" xmlns:w16cex="http://schemas.microsoft.com/office/word/2018/wordml/cex" xmlns:w16cid="http://schemas.microsoft.com/office/word/2016/wordml/cid" xmlns:w16="http://schemas.microsoft.com/office/word/2018/wordml" xmlns:w16du="http://schemas.microsoft.com/office/word/2023/wordml/word16du" xmlns:w16sdtdh="http://schemas.microsoft.com/office/word/2020/wordml/sdtdatahash" xmlns:w16sdtfl="http://schemas.microsoft.com/office/word/2024/wordml/sdtformatlock" xmlns:w16se="http://schemas.microsoft.com/office/word/2015/wordml/symex" xmlns:wpg="http://schemas.microsoft.com/office/word/2010/wordprocessingGroup" xmlns:wpi="http://schemas.microsoft.com/office/word/2010/wordprocessingInk" xmlns:wne="http://schemas.microsoft.com/office/word/2006/wordml" xmlns:wps="http://schemas.microsoft.com/office/word/2010/wordprocessingShape" mc:Ignorable="w14 w15 w16se w16cid w16 w16cex w16sdtdh w16sdtfl w16du wp14">
   <w:endnote w:type="separator" w:id="-1">
     <w:p>
       <w:pPr>
@@ -1151,7 +1459,7 @@
 </file>
 
 <file path=word/footer1.xml><?xml version="1.0" encoding="utf-8"?>
-<w:ftr xmlns:wpc="http://schemas.microsoft.com/office/word/2010/wordprocessingCanvas" xmlns:cx="http://schemas.microsoft.com/office/drawing/2014/chartex" xmlns:mc="http://schemas.openxmlformats.org/markup-compatibility/2006" xmlns:o="urn:schemas-microsoft-com:office:office" xmlns:r="http://schemas.openxmlformats.org/officeDocument/2006/relationships" xmlns:m="http://schemas.openxmlformats.org/officeDocument/2006/math" xmlns:v="urn:schemas-microsoft-com:vml" xmlns:wp14="http://schemas.microsoft.com/office/word/2010/wordprocessingDrawing" xmlns:wp="http://schemas.openxmlformats.org/drawingml/2006/wordprocessingDrawing" xmlns:w10="urn:schemas-microsoft-com:office:word" xmlns:w="http://schemas.openxmlformats.org/wordprocessingml/2006/main" xmlns:w14="http://schemas.microsoft.com/office/word/2010/wordml" xmlns:w15="http://schemas.microsoft.com/office/word/2012/wordml" xmlns:w16se="http://schemas.microsoft.com/office/word/2015/wordml/symex" xmlns:wpg="http://schemas.microsoft.com/office/word/2010/wordprocessingGroup" xmlns:wpi="http://schemas.microsoft.com/office/word/2010/wordprocessingInk" xmlns:wne="http://schemas.microsoft.com/office/word/2006/wordml" xmlns:wps="http://schemas.microsoft.com/office/word/2010/wordprocessingShape" mc:Ignorable="w14 w15 w16se wp14">
+<w:ftr xmlns:wpc="http://schemas.microsoft.com/office/word/2010/wordprocessingCanvas" xmlns:cx="http://schemas.microsoft.com/office/drawing/2014/chartex" xmlns:cx1="http://schemas.microsoft.com/office/drawing/2015/9/8/chartex" xmlns:cx2="http://schemas.microsoft.com/office/drawing/2015/10/21/chartex" xmlns:cx3="http://schemas.microsoft.com/office/drawing/2016/5/9/chartex" xmlns:cx4="http://schemas.microsoft.com/office/drawing/2016/5/10/chartex" xmlns:cx5="http://schemas.microsoft.com/office/drawing/2016/5/11/chartex" xmlns:cx6="http://schemas.microsoft.com/office/drawing/2016/5/12/chartex" xmlns:cx7="http://schemas.microsoft.com/office/drawing/2016/5/13/chartex" xmlns:cx8="http://schemas.microsoft.com/office/drawing/2016/5/14/chartex" xmlns:mc="http://schemas.openxmlformats.org/markup-compatibility/2006" xmlns:aink="http://schemas.microsoft.com/office/drawing/2016/ink" xmlns:am3d="http://schemas.microsoft.com/office/drawing/2017/model3d" xmlns:o="urn:schemas-microsoft-com:office:office" xmlns:oel="http://schemas.microsoft.com/office/2019/extlst" xmlns:r="http://schemas.openxmlformats.org/officeDocument/2006/relationships" xmlns:m="http://schemas.openxmlformats.org/officeDocument/2006/math" xmlns:v="urn:schemas-microsoft-com:vml" xmlns:wp14="http://schemas.microsoft.com/office/word/2010/wordprocessingDrawing" xmlns:wp="http://schemas.openxmlformats.org/drawingml/2006/wordprocessingDrawing" xmlns:w10="urn:schemas-microsoft-com:office:word" xmlns:w="http://schemas.openxmlformats.org/wordprocessingml/2006/main" xmlns:w14="http://schemas.microsoft.com/office/word/2010/wordml" xmlns:w15="http://schemas.microsoft.com/office/word/2012/wordml" xmlns:w16cex="http://schemas.microsoft.com/office/word/2018/wordml/cex" xmlns:w16cid="http://schemas.microsoft.com/office/word/2016/wordml/cid" xmlns:w16="http://schemas.microsoft.com/office/word/2018/wordml" xmlns:w16du="http://schemas.microsoft.com/office/word/2023/wordml/word16du" xmlns:w16sdtdh="http://schemas.microsoft.com/office/word/2020/wordml/sdtdatahash" xmlns:w16sdtfl="http://schemas.microsoft.com/office/word/2024/wordml/sdtformatlock" xmlns:w16se="http://schemas.microsoft.com/office/word/2015/wordml/symex" xmlns:wpg="http://schemas.microsoft.com/office/word/2010/wordprocessingGroup" xmlns:wpi="http://schemas.microsoft.com/office/word/2010/wordprocessingInk" xmlns:wne="http://schemas.microsoft.com/office/word/2006/wordml" xmlns:wps="http://schemas.microsoft.com/office/word/2010/wordprocessingShape" mc:Ignorable="w14 w15 w16se w16cid w16 w16cex w16sdtdh w16sdtfl w16du wp14">
   <w:sdt>
     <w:sdtPr>
       <w:id w:val="-937982979"/>
@@ -1160,7 +1468,6 @@
         <w:docPartUnique/>
       </w:docPartObj>
     </w:sdtPr>
-    <w:sdtEndPr/>
     <w:sdtContent>
       <w:p>
         <w:pPr>
@@ -1372,7 +1679,7 @@
             </mc:Choice>
             <mc:Fallback>
               <w:pict>
-                <v:group w14:anchorId="51D00065" id="Grupo 32" o:spid="_x0000_s1026" style="position:absolute;margin-left:0;margin-top:0;width:610.5pt;height:15pt;z-index:251659264;mso-width-percent:1000;mso-position-horizontal:center;mso-position-horizontal-relative:page;mso-position-vertical:center;mso-position-vertical-relative:bottom-margin-area;mso-width-percent:1000" coordorigin=",14970" coordsize="12255,300" o:gfxdata="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">
+                <v:group w14:anchorId="51D00065" id="Grupo 32" o:spid="_x0000_s1026" style="position:absolute;margin-left:0;margin-top:0;width:610.5pt;height:15pt;z-index:251659264;mso-width-percent:1000;mso-position-horizontal:center;mso-position-horizontal-relative:page;mso-position-vertical:center;mso-position-vertical-relative:bottom-margin-area;mso-width-percent:1000" coordorigin=",14970" coordsize="12255,300" o:gfxdata="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">
                   <v:shapetype id="_x0000_t202" coordsize="21600,21600" o:spt="202" path="m,l,21600r21600,l21600,xe">
                     <v:stroke joinstyle="miter"/>
                     <v:path gradientshapeok="t" o:connecttype="rect"/>
@@ -1439,7 +1746,7 @@
 </file>
 
 <file path=word/footnotes.xml><?xml version="1.0" encoding="utf-8"?>
-<w:footnotes xmlns:wpc="http://schemas.microsoft.com/office/word/2010/wordprocessingCanvas" xmlns:cx="http://schemas.microsoft.com/office/drawing/2014/chartex" xmlns:mc="http://schemas.openxmlformats.org/markup-compatibility/2006" xmlns:o="urn:schemas-microsoft-com:office:office" xmlns:r="http://schemas.openxmlformats.org/officeDocument/2006/relationships" xmlns:m="http://schemas.openxmlformats.org/officeDocument/2006/math" xmlns:v="urn:schemas-microsoft-com:vml" xmlns:wp14="http://schemas.microsoft.com/office/word/2010/wordprocessingDrawing" xmlns:wp="http://schemas.openxmlformats.org/drawingml/2006/wordprocessingDrawing" xmlns:w10="urn:schemas-microsoft-com:office:word" xmlns:w="http://schemas.openxmlformats.org/wordprocessingml/2006/main" xmlns:w14="http://schemas.microsoft.com/office/word/2010/wordml" xmlns:w15="http://schemas.microsoft.com/office/word/2012/wordml" xmlns:w16se="http://schemas.microsoft.com/office/word/2015/wordml/symex" xmlns:wpg="http://schemas.microsoft.com/office/word/2010/wordprocessingGroup" xmlns:wpi="http://schemas.microsoft.com/office/word/2010/wordprocessingInk" xmlns:wne="http://schemas.microsoft.com/office/word/2006/wordml" xmlns:wps="http://schemas.microsoft.com/office/word/2010/wordprocessingShape" mc:Ignorable="w14 w15 w16se wp14">
+<w:footnotes xmlns:wpc="http://schemas.microsoft.com/office/word/2010/wordprocessingCanvas" xmlns:cx="http://schemas.microsoft.com/office/drawing/2014/chartex" xmlns:cx1="http://schemas.microsoft.com/office/drawing/2015/9/8/chartex" xmlns:cx2="http://schemas.microsoft.com/office/drawing/2015/10/21/chartex" xmlns:cx3="http://schemas.microsoft.com/office/drawing/2016/5/9/chartex" xmlns:cx4="http://schemas.microsoft.com/office/drawing/2016/5/10/chartex" xmlns:cx5="http://schemas.microsoft.com/office/drawing/2016/5/11/chartex" xmlns:cx6="http://schemas.microsoft.com/office/drawing/2016/5/12/chartex" xmlns:cx7="http://schemas.microsoft.com/office/drawing/2016/5/13/chartex" xmlns:cx8="http://schemas.microsoft.com/office/drawing/2016/5/14/chartex" xmlns:mc="http://schemas.openxmlformats.org/markup-compatibility/2006" xmlns:aink="http://schemas.microsoft.com/office/drawing/2016/ink" xmlns:am3d="http://schemas.microsoft.com/office/drawing/2017/model3d" xmlns:o="urn:schemas-microsoft-com:office:office" xmlns:oel="http://schemas.microsoft.com/office/2019/extlst" xmlns:r="http://schemas.openxmlformats.org/officeDocument/2006/relationships" xmlns:m="http://schemas.openxmlformats.org/officeDocument/2006/math" xmlns:v="urn:schemas-microsoft-com:vml" xmlns:wp14="http://schemas.microsoft.com/office/word/2010/wordprocessingDrawing" xmlns:wp="http://schemas.openxmlformats.org/drawingml/2006/wordprocessingDrawing" xmlns:w10="urn:schemas-microsoft-com:office:word" xmlns:w="http://schemas.openxmlformats.org/wordprocessingml/2006/main" xmlns:w14="http://schemas.microsoft.com/office/word/2010/wordml" xmlns:w15="http://schemas.microsoft.com/office/word/2012/wordml" xmlns:w16cex="http://schemas.microsoft.com/office/word/2018/wordml/cex" xmlns:w16cid="http://schemas.microsoft.com/office/word/2016/wordml/cid" xmlns:w16="http://schemas.microsoft.com/office/word/2018/wordml" xmlns:w16du="http://schemas.microsoft.com/office/word/2023/wordml/word16du" xmlns:w16sdtdh="http://schemas.microsoft.com/office/word/2020/wordml/sdtdatahash" xmlns:w16sdtfl="http://schemas.microsoft.com/office/word/2024/wordml/sdtformatlock" xmlns:w16se="http://schemas.microsoft.com/office/word/2015/wordml/symex" xmlns:wpg="http://schemas.microsoft.com/office/word/2010/wordprocessingGroup" xmlns:wpi="http://schemas.microsoft.com/office/word/2010/wordprocessingInk" xmlns:wne="http://schemas.microsoft.com/office/word/2006/wordml" xmlns:wps="http://schemas.microsoft.com/office/word/2010/wordprocessingShape" mc:Ignorable="w14 w15 w16se w16cid w16 w16cex w16sdtdh w16sdtfl w16du wp14">
   <w:footnote w:type="separator" w:id="-1">
     <w:p>
       <w:pPr>
@@ -1464,7 +1771,7 @@
 </file>
 
 <file path=word/header1.xml><?xml version="1.0" encoding="utf-8"?>
-<w:hdr xmlns:wpc="http://schemas.microsoft.com/office/word/2010/wordprocessingCanvas" xmlns:cx="http://schemas.microsoft.com/office/drawing/2014/chartex" xmlns:mc="http://schemas.openxmlformats.org/markup-compatibility/2006" xmlns:o="urn:schemas-microsoft-com:office:office" xmlns:r="http://schemas.openxmlformats.org/officeDocument/2006/relationships" xmlns:m="http://schemas.openxmlformats.org/officeDocument/2006/math" xmlns:v="urn:schemas-microsoft-com:vml" xmlns:wp14="http://schemas.microsoft.com/office/word/2010/wordprocessingDrawing" xmlns:wp="http://schemas.openxmlformats.org/drawingml/2006/wordprocessingDrawing" xmlns:w10="urn:schemas-microsoft-com:office:word" xmlns:w="http://schemas.openxmlformats.org/wordprocessingml/2006/main" xmlns:w14="http://schemas.microsoft.com/office/word/2010/wordml" xmlns:w15="http://schemas.microsoft.com/office/word/2012/wordml" xmlns:w16se="http://schemas.microsoft.com/office/word/2015/wordml/symex" xmlns:wpg="http://schemas.microsoft.com/office/word/2010/wordprocessingGroup" xmlns:wpi="http://schemas.microsoft.com/office/word/2010/wordprocessingInk" xmlns:wne="http://schemas.microsoft.com/office/word/2006/wordml" xmlns:wps="http://schemas.microsoft.com/office/word/2010/wordprocessingShape" mc:Ignorable="w14 w15 w16se wp14">
+<w:hdr xmlns:wpc="http://schemas.microsoft.com/office/word/2010/wordprocessingCanvas" xmlns:cx="http://schemas.microsoft.com/office/drawing/2014/chartex" xmlns:cx1="http://schemas.microsoft.com/office/drawing/2015/9/8/chartex" xmlns:cx2="http://schemas.microsoft.com/office/drawing/2015/10/21/chartex" xmlns:cx3="http://schemas.microsoft.com/office/drawing/2016/5/9/chartex" xmlns:cx4="http://schemas.microsoft.com/office/drawing/2016/5/10/chartex" xmlns:cx5="http://schemas.microsoft.com/office/drawing/2016/5/11/chartex" xmlns:cx6="http://schemas.microsoft.com/office/drawing/2016/5/12/chartex" xmlns:cx7="http://schemas.microsoft.com/office/drawing/2016/5/13/chartex" xmlns:cx8="http://schemas.microsoft.com/office/drawing/2016/5/14/chartex" xmlns:mc="http://schemas.openxmlformats.org/markup-compatibility/2006" xmlns:aink="http://schemas.microsoft.com/office/drawing/2016/ink" xmlns:am3d="http://schemas.microsoft.com/office/drawing/2017/model3d" xmlns:o="urn:schemas-microsoft-com:office:office" xmlns:oel="http://schemas.microsoft.com/office/2019/extlst" xmlns:r="http://schemas.openxmlformats.org/officeDocument/2006/relationships" xmlns:m="http://schemas.openxmlformats.org/officeDocument/2006/math" xmlns:v="urn:schemas-microsoft-com:vml" xmlns:wp14="http://schemas.microsoft.com/office/word/2010/wordprocessingDrawing" xmlns:wp="http://schemas.openxmlformats.org/drawingml/2006/wordprocessingDrawing" xmlns:w10="urn:schemas-microsoft-com:office:word" xmlns:w="http://schemas.openxmlformats.org/wordprocessingml/2006/main" xmlns:w14="http://schemas.microsoft.com/office/word/2010/wordml" xmlns:w15="http://schemas.microsoft.com/office/word/2012/wordml" xmlns:w16cex="http://schemas.microsoft.com/office/word/2018/wordml/cex" xmlns:w16cid="http://schemas.microsoft.com/office/word/2016/wordml/cid" xmlns:w16="http://schemas.microsoft.com/office/word/2018/wordml" xmlns:w16du="http://schemas.microsoft.com/office/word/2023/wordml/word16du" xmlns:w16sdtdh="http://schemas.microsoft.com/office/word/2020/wordml/sdtdatahash" xmlns:w16sdtfl="http://schemas.microsoft.com/office/word/2024/wordml/sdtformatlock" xmlns:w16se="http://schemas.microsoft.com/office/word/2015/wordml/symex" xmlns:wpg="http://schemas.microsoft.com/office/word/2010/wordprocessingGroup" xmlns:wpi="http://schemas.microsoft.com/office/word/2010/wordprocessingInk" xmlns:wne="http://schemas.microsoft.com/office/word/2006/wordml" xmlns:wps="http://schemas.microsoft.com/office/word/2010/wordprocessingShape" mc:Ignorable="w14 w15 w16se w16cid w16 w16cex w16sdtdh w16sdtfl w16du wp14">
   <w:tbl>
     <w:tblPr>
       <w:tblStyle w:val="Tablaconcuadrcula"/>
@@ -1634,7 +1941,7 @@
 </file>
 
 <file path=word/header2.xml><?xml version="1.0" encoding="utf-8"?>
-<w:hdr xmlns:wpc="http://schemas.microsoft.com/office/word/2010/wordprocessingCanvas" xmlns:cx="http://schemas.microsoft.com/office/drawing/2014/chartex" xmlns:mc="http://schemas.openxmlformats.org/markup-compatibility/2006" xmlns:o="urn:schemas-microsoft-com:office:office" xmlns:r="http://schemas.openxmlformats.org/officeDocument/2006/relationships" xmlns:m="http://schemas.openxmlformats.org/officeDocument/2006/math" xmlns:v="urn:schemas-microsoft-com:vml" xmlns:wp14="http://schemas.microsoft.com/office/word/2010/wordprocessingDrawing" xmlns:wp="http://schemas.openxmlformats.org/drawingml/2006/wordprocessingDrawing" xmlns:w10="urn:schemas-microsoft-com:office:word" xmlns:w="http://schemas.openxmlformats.org/wordprocessingml/2006/main" xmlns:w14="http://schemas.microsoft.com/office/word/2010/wordml" xmlns:w15="http://schemas.microsoft.com/office/word/2012/wordml" xmlns:w16se="http://schemas.microsoft.com/office/word/2015/wordml/symex" xmlns:wpg="http://schemas.microsoft.com/office/word/2010/wordprocessingGroup" xmlns:wpi="http://schemas.microsoft.com/office/word/2010/wordprocessingInk" xmlns:wne="http://schemas.microsoft.com/office/word/2006/wordml" xmlns:wps="http://schemas.microsoft.com/office/word/2010/wordprocessingShape" mc:Ignorable="w14 w15 w16se wp14">
+<w:hdr xmlns:wpc="http://schemas.microsoft.com/office/word/2010/wordprocessingCanvas" xmlns:cx="http://schemas.microsoft.com/office/drawing/2014/chartex" xmlns:cx1="http://schemas.microsoft.com/office/drawing/2015/9/8/chartex" xmlns:cx2="http://schemas.microsoft.com/office/drawing/2015/10/21/chartex" xmlns:cx3="http://schemas.microsoft.com/office/drawing/2016/5/9/chartex" xmlns:cx4="http://schemas.microsoft.com/office/drawing/2016/5/10/chartex" xmlns:cx5="http://schemas.microsoft.com/office/drawing/2016/5/11/chartex" xmlns:cx6="http://schemas.microsoft.com/office/drawing/2016/5/12/chartex" xmlns:cx7="http://schemas.microsoft.com/office/drawing/2016/5/13/chartex" xmlns:cx8="http://schemas.microsoft.com/office/drawing/2016/5/14/chartex" xmlns:mc="http://schemas.openxmlformats.org/markup-compatibility/2006" xmlns:aink="http://schemas.microsoft.com/office/drawing/2016/ink" xmlns:am3d="http://schemas.microsoft.com/office/drawing/2017/model3d" xmlns:o="urn:schemas-microsoft-com:office:office" xmlns:oel="http://schemas.microsoft.com/office/2019/extlst" xmlns:r="http://schemas.openxmlformats.org/officeDocument/2006/relationships" xmlns:m="http://schemas.openxmlformats.org/officeDocument/2006/math" xmlns:v="urn:schemas-microsoft-com:vml" xmlns:wp14="http://schemas.microsoft.com/office/word/2010/wordprocessingDrawing" xmlns:wp="http://schemas.openxmlformats.org/drawingml/2006/wordprocessingDrawing" xmlns:w10="urn:schemas-microsoft-com:office:word" xmlns:w="http://schemas.openxmlformats.org/wordprocessingml/2006/main" xmlns:w14="http://schemas.microsoft.com/office/word/2010/wordml" xmlns:w15="http://schemas.microsoft.com/office/word/2012/wordml" xmlns:w16cex="http://schemas.microsoft.com/office/word/2018/wordml/cex" xmlns:w16cid="http://schemas.microsoft.com/office/word/2016/wordml/cid" xmlns:w16="http://schemas.microsoft.com/office/word/2018/wordml" xmlns:w16du="http://schemas.microsoft.com/office/word/2023/wordml/word16du" xmlns:w16sdtdh="http://schemas.microsoft.com/office/word/2020/wordml/sdtdatahash" xmlns:w16sdtfl="http://schemas.microsoft.com/office/word/2024/wordml/sdtformatlock" xmlns:w16se="http://schemas.microsoft.com/office/word/2015/wordml/symex" xmlns:wpg="http://schemas.microsoft.com/office/word/2010/wordprocessingGroup" xmlns:wpi="http://schemas.microsoft.com/office/word/2010/wordprocessingInk" xmlns:wne="http://schemas.microsoft.com/office/word/2006/wordml" xmlns:wps="http://schemas.microsoft.com/office/word/2010/wordprocessingShape" mc:Ignorable="w14 w15 w16se w16cid w16 w16cex w16sdtdh w16sdtfl w16du wp14">
   <w:tbl>
     <w:tblPr>
       <w:tblStyle w:val="Tablaconcuadrcula"/>
@@ -1917,7 +2224,7 @@
 </file>
 
 <file path=word/numbering.xml><?xml version="1.0" encoding="utf-8"?>
-<w:numbering xmlns:wpc="http://schemas.microsoft.com/office/word/2010/wordprocessingCanvas" xmlns:cx="http://schemas.microsoft.com/office/drawing/2014/chartex" xmlns:mc="http://schemas.openxmlformats.org/markup-compatibility/2006" xmlns:o="urn:schemas-microsoft-com:office:office" xmlns:r="http://schemas.openxmlformats.org/officeDocument/2006/relationships" xmlns:m="http://schemas.openxmlformats.org/officeDocument/2006/math" xmlns:v="urn:schemas-microsoft-com:vml" xmlns:wp14="http://schemas.microsoft.com/office/word/2010/wordprocessingDrawing" xmlns:wp="http://schemas.openxmlformats.org/drawingml/2006/wordprocessingDrawing" xmlns:w10="urn:schemas-microsoft-com:office:word" xmlns:w="http://schemas.openxmlformats.org/wordprocessingml/2006/main" xmlns:w14="http://schemas.microsoft.com/office/word/2010/wordml" xmlns:w15="http://schemas.microsoft.com/office/word/2012/wordml" xmlns:w16se="http://schemas.microsoft.com/office/word/2015/wordml/symex" xmlns:wpg="http://schemas.microsoft.com/office/word/2010/wordprocessingGroup" xmlns:wpi="http://schemas.microsoft.com/office/word/2010/wordprocessingInk" xmlns:wne="http://schemas.microsoft.com/office/word/2006/wordml" xmlns:wps="http://schemas.microsoft.com/office/word/2010/wordprocessingShape" mc:Ignorable="w14 w15 w16se wp14">
+<w:numbering xmlns:wpc="http://schemas.microsoft.com/office/word/2010/wordprocessingCanvas" xmlns:cx="http://schemas.microsoft.com/office/drawing/2014/chartex" xmlns:cx1="http://schemas.microsoft.com/office/drawing/2015/9/8/chartex" xmlns:cx2="http://schemas.microsoft.com/office/drawing/2015/10/21/chartex" xmlns:cx3="http://schemas.microsoft.com/office/drawing/2016/5/9/chartex" xmlns:cx4="http://schemas.microsoft.com/office/drawing/2016/5/10/chartex" xmlns:cx5="http://schemas.microsoft.com/office/drawing/2016/5/11/chartex" xmlns:cx6="http://schemas.microsoft.com/office/drawing/2016/5/12/chartex" xmlns:cx7="http://schemas.microsoft.com/office/drawing/2016/5/13/chartex" xmlns:cx8="http://schemas.microsoft.com/office/drawing/2016/5/14/chartex" xmlns:mc="http://schemas.openxmlformats.org/markup-compatibility/2006" xmlns:aink="http://schemas.microsoft.com/office/drawing/2016/ink" xmlns:am3d="http://schemas.microsoft.com/office/drawing/2017/model3d" xmlns:o="urn:schemas-microsoft-com:office:office" xmlns:oel="http://schemas.microsoft.com/office/2019/extlst" xmlns:r="http://schemas.openxmlformats.org/officeDocument/2006/relationships" xmlns:m="http://schemas.openxmlformats.org/officeDocument/2006/math" xmlns:v="urn:schemas-microsoft-com:vml" xmlns:wp14="http://schemas.microsoft.com/office/word/2010/wordprocessingDrawing" xmlns:wp="http://schemas.openxmlformats.org/drawingml/2006/wordprocessingDrawing" xmlns:w10="urn:schemas-microsoft-com:office:word" xmlns:w="http://schemas.openxmlformats.org/wordprocessingml/2006/main" xmlns:w14="http://schemas.microsoft.com/office/word/2010/wordml" xmlns:w15="http://schemas.microsoft.com/office/word/2012/wordml" xmlns:w16cex="http://schemas.microsoft.com/office/word/2018/wordml/cex" xmlns:w16cid="http://schemas.microsoft.com/office/word/2016/wordml/cid" xmlns:w16="http://schemas.microsoft.com/office/word/2018/wordml" xmlns:w16du="http://schemas.microsoft.com/office/word/2023/wordml/word16du" xmlns:w16sdtdh="http://schemas.microsoft.com/office/word/2020/wordml/sdtdatahash" xmlns:w16sdtfl="http://schemas.microsoft.com/office/word/2024/wordml/sdtformatlock" xmlns:w16se="http://schemas.microsoft.com/office/word/2015/wordml/symex" xmlns:wpg="http://schemas.microsoft.com/office/word/2010/wordprocessingGroup" xmlns:wpi="http://schemas.microsoft.com/office/word/2010/wordprocessingInk" xmlns:wne="http://schemas.microsoft.com/office/word/2006/wordml" xmlns:wps="http://schemas.microsoft.com/office/word/2010/wordprocessingShape" mc:Ignorable="w14 w15 w16se w16cid w16 w16cex w16sdtdh w16sdtfl w16du wp14">
   <w:abstractNum w:abstractNumId="0" w15:restartNumberingAfterBreak="0">
     <w:nsid w:val="049156A1"/>
     <w:multiLevelType w:val="hybridMultilevel"/>
@@ -6491,124 +6798,124 @@
       </w:rPr>
     </w:lvl>
   </w:abstractNum>
-  <w:num w:numId="1">
+  <w:num w:numId="1" w16cid:durableId="1905217771">
     <w:abstractNumId w:val="3"/>
   </w:num>
-  <w:num w:numId="2">
+  <w:num w:numId="2" w16cid:durableId="376707784">
     <w:abstractNumId w:val="8"/>
   </w:num>
-  <w:num w:numId="3">
+  <w:num w:numId="3" w16cid:durableId="669916842">
     <w:abstractNumId w:val="12"/>
   </w:num>
-  <w:num w:numId="4">
+  <w:num w:numId="4" w16cid:durableId="271786739">
     <w:abstractNumId w:val="28"/>
   </w:num>
-  <w:num w:numId="5">
+  <w:num w:numId="5" w16cid:durableId="1729257789">
     <w:abstractNumId w:val="30"/>
   </w:num>
-  <w:num w:numId="6">
+  <w:num w:numId="6" w16cid:durableId="1767536139">
     <w:abstractNumId w:val="4"/>
   </w:num>
-  <w:num w:numId="7">
+  <w:num w:numId="7" w16cid:durableId="1246500743">
     <w:abstractNumId w:val="11"/>
   </w:num>
-  <w:num w:numId="8">
+  <w:num w:numId="8" w16cid:durableId="426777468">
     <w:abstractNumId w:val="19"/>
   </w:num>
-  <w:num w:numId="9">
+  <w:num w:numId="9" w16cid:durableId="1985696194">
     <w:abstractNumId w:val="15"/>
   </w:num>
-  <w:num w:numId="10">
+  <w:num w:numId="10" w16cid:durableId="2122606389">
     <w:abstractNumId w:val="9"/>
   </w:num>
-  <w:num w:numId="11">
+  <w:num w:numId="11" w16cid:durableId="1634485958">
     <w:abstractNumId w:val="24"/>
   </w:num>
-  <w:num w:numId="12">
+  <w:num w:numId="12" w16cid:durableId="1533375756">
     <w:abstractNumId w:val="35"/>
   </w:num>
-  <w:num w:numId="13">
+  <w:num w:numId="13" w16cid:durableId="723337523">
     <w:abstractNumId w:val="29"/>
   </w:num>
-  <w:num w:numId="14">
+  <w:num w:numId="14" w16cid:durableId="510922410">
     <w:abstractNumId w:val="1"/>
   </w:num>
-  <w:num w:numId="15">
+  <w:num w:numId="15" w16cid:durableId="1271431044">
     <w:abstractNumId w:val="36"/>
   </w:num>
-  <w:num w:numId="16">
+  <w:num w:numId="16" w16cid:durableId="459422021">
     <w:abstractNumId w:val="21"/>
   </w:num>
-  <w:num w:numId="17">
+  <w:num w:numId="17" w16cid:durableId="234509194">
     <w:abstractNumId w:val="17"/>
   </w:num>
-  <w:num w:numId="18">
+  <w:num w:numId="18" w16cid:durableId="511385122">
     <w:abstractNumId w:val="31"/>
   </w:num>
-  <w:num w:numId="19">
+  <w:num w:numId="19" w16cid:durableId="107940011">
     <w:abstractNumId w:val="10"/>
   </w:num>
-  <w:num w:numId="20">
+  <w:num w:numId="20" w16cid:durableId="2082947340">
     <w:abstractNumId w:val="39"/>
   </w:num>
-  <w:num w:numId="21">
+  <w:num w:numId="21" w16cid:durableId="366375030">
     <w:abstractNumId w:val="34"/>
   </w:num>
-  <w:num w:numId="22">
+  <w:num w:numId="22" w16cid:durableId="2066828435">
     <w:abstractNumId w:val="13"/>
   </w:num>
-  <w:num w:numId="23">
+  <w:num w:numId="23" w16cid:durableId="2032996746">
     <w:abstractNumId w:val="14"/>
   </w:num>
-  <w:num w:numId="24">
+  <w:num w:numId="24" w16cid:durableId="1156726025">
     <w:abstractNumId w:val="5"/>
   </w:num>
-  <w:num w:numId="25">
+  <w:num w:numId="25" w16cid:durableId="1671829818">
     <w:abstractNumId w:val="16"/>
   </w:num>
-  <w:num w:numId="26">
+  <w:num w:numId="26" w16cid:durableId="1937404505">
     <w:abstractNumId w:val="20"/>
   </w:num>
-  <w:num w:numId="27">
+  <w:num w:numId="27" w16cid:durableId="59914881">
     <w:abstractNumId w:val="23"/>
   </w:num>
-  <w:num w:numId="28">
+  <w:num w:numId="28" w16cid:durableId="1047413388">
     <w:abstractNumId w:val="0"/>
   </w:num>
-  <w:num w:numId="29">
+  <w:num w:numId="29" w16cid:durableId="1008601005">
     <w:abstractNumId w:val="18"/>
   </w:num>
-  <w:num w:numId="30">
+  <w:num w:numId="30" w16cid:durableId="1246257870">
     <w:abstractNumId w:val="22"/>
   </w:num>
-  <w:num w:numId="31">
+  <w:num w:numId="31" w16cid:durableId="934243622">
     <w:abstractNumId w:val="2"/>
   </w:num>
-  <w:num w:numId="32">
+  <w:num w:numId="32" w16cid:durableId="1204754269">
     <w:abstractNumId w:val="7"/>
   </w:num>
-  <w:num w:numId="33">
+  <w:num w:numId="33" w16cid:durableId="1822305229">
     <w:abstractNumId w:val="32"/>
   </w:num>
-  <w:num w:numId="34">
+  <w:num w:numId="34" w16cid:durableId="1673409828">
     <w:abstractNumId w:val="38"/>
   </w:num>
-  <w:num w:numId="35">
+  <w:num w:numId="35" w16cid:durableId="1906448517">
     <w:abstractNumId w:val="6"/>
   </w:num>
-  <w:num w:numId="36">
+  <w:num w:numId="36" w16cid:durableId="284504257">
     <w:abstractNumId w:val="25"/>
   </w:num>
-  <w:num w:numId="37">
+  <w:num w:numId="37" w16cid:durableId="2114205388">
     <w:abstractNumId w:val="37"/>
   </w:num>
-  <w:num w:numId="38">
+  <w:num w:numId="38" w16cid:durableId="940333231">
     <w:abstractNumId w:val="27"/>
   </w:num>
-  <w:num w:numId="39">
+  <w:num w:numId="39" w16cid:durableId="1880582291">
     <w:abstractNumId w:val="26"/>
   </w:num>
-  <w:num w:numId="40">
+  <w:num w:numId="40" w16cid:durableId="434521727">
     <w:abstractNumId w:val="33"/>
   </w:num>
   <w:numIdMacAtCleanup w:val="18"/>
@@ -6616,7 +6923,7 @@
 </file>
 
 <file path=word/styles.xml><?xml version="1.0" encoding="utf-8"?>
-<w:styles xmlns:mc="http://schemas.openxmlformats.org/markup-compatibility/2006" xmlns:r="http://schemas.openxmlformats.org/officeDocument/2006/relationships" xmlns:w="http://schemas.openxmlformats.org/wordprocessingml/2006/main" xmlns:w14="http://schemas.microsoft.com/office/word/2010/wordml" xmlns:w15="http://schemas.microsoft.com/office/word/2012/wordml" xmlns:w16se="http://schemas.microsoft.com/office/word/2015/wordml/symex" mc:Ignorable="w14 w15 w16se">
+<w:styles xmlns:mc="http://schemas.openxmlformats.org/markup-compatibility/2006" xmlns:r="http://schemas.openxmlformats.org/officeDocument/2006/relationships" xmlns:w="http://schemas.openxmlformats.org/wordprocessingml/2006/main" xmlns:w14="http://schemas.microsoft.com/office/word/2010/wordml" xmlns:w15="http://schemas.microsoft.com/office/word/2012/wordml" xmlns:w16cex="http://schemas.microsoft.com/office/word/2018/wordml/cex" xmlns:w16cid="http://schemas.microsoft.com/office/word/2016/wordml/cid" xmlns:w16="http://schemas.microsoft.com/office/word/2018/wordml" xmlns:w16du="http://schemas.microsoft.com/office/word/2023/wordml/word16du" xmlns:w16sdtdh="http://schemas.microsoft.com/office/word/2020/wordml/sdtdatahash" xmlns:w16sdtfl="http://schemas.microsoft.com/office/word/2024/wordml/sdtformatlock" xmlns:w16se="http://schemas.microsoft.com/office/word/2015/wordml/symex" mc:Ignorable="w14 w15 w16se w16cid w16 w16cex w16sdtdh w16sdtfl w16du">
   <w:docDefaults>
     <w:rPrDefault>
       <w:rPr>
@@ -6632,7 +6939,7 @@
       </w:pPr>
     </w:pPrDefault>
   </w:docDefaults>
-  <w:latentStyles w:defLockedState="0" w:defUIPriority="99" w:defSemiHidden="0" w:defUnhideWhenUsed="0" w:defQFormat="0" w:count="371">
+  <w:latentStyles w:defLockedState="0" w:defUIPriority="99" w:defSemiHidden="0" w:defUnhideWhenUsed="0" w:defQFormat="0" w:count="376">
     <w:lsdException w:name="Normal" w:uiPriority="0" w:qFormat="1"/>
     <w:lsdException w:name="heading 1" w:uiPriority="9" w:qFormat="1"/>
     <w:lsdException w:name="heading 2" w:semiHidden="1" w:uiPriority="9" w:unhideWhenUsed="1" w:qFormat="1"/>
@@ -7004,6 +7311,11 @@
     <w:lsdException w:name="List Table 5 Dark Accent 6" w:uiPriority="50"/>
     <w:lsdException w:name="List Table 6 Colorful Accent 6" w:uiPriority="51"/>
     <w:lsdException w:name="List Table 7 Colorful Accent 6" w:uiPriority="52"/>
+    <w:lsdException w:name="Mention" w:semiHidden="1" w:unhideWhenUsed="1"/>
+    <w:lsdException w:name="Smart Hyperlink" w:semiHidden="1" w:unhideWhenUsed="1"/>
+    <w:lsdException w:name="Hashtag" w:semiHidden="1" w:unhideWhenUsed="1"/>
+    <w:lsdException w:name="Unresolved Mention" w:semiHidden="1" w:unhideWhenUsed="1"/>
+    <w:lsdException w:name="Smart Link" w:semiHidden="1" w:unhideWhenUsed="1"/>
   </w:latentStyles>
   <w:style w:type="paragraph" w:default="1" w:styleId="Normal">
     <w:name w:val="Normal"/>
@@ -7077,7 +7389,6 @@
   <w:style w:type="character" w:default="1" w:styleId="Fuentedeprrafopredeter">
     <w:name w:val="Default Paragraph Font"/>
     <w:uiPriority w:val="1"/>
-    <w:semiHidden/>
     <w:unhideWhenUsed/>
   </w:style>
   <w:style w:type="table" w:default="1" w:styleId="Tablanormal">
@@ -7987,7 +8298,7 @@
       <w:szCs w:val="24"/>
     </w:rPr>
   </w:style>
-  <w:style w:type="table" w:styleId="Cuadrculadetablaclara">
+  <w:style w:type="table" w:styleId="Tablaconcuadrculaclara">
     <w:name w:val="Grid Table Light"/>
     <w:basedOn w:val="Tablanormal"/>
     <w:uiPriority w:val="40"/>
@@ -8009,7 +8320,7 @@
   <w:style w:type="table" w:customStyle="1" w:styleId="Cuadrculadetablaclara1">
     <w:name w:val="Cuadrícula de tabla clara1"/>
     <w:basedOn w:val="Tablanormal"/>
-    <w:next w:val="Cuadrculadetablaclara"/>
+    <w:next w:val="Tablaconcuadrculaclara"/>
     <w:uiPriority w:val="40"/>
     <w:rsid w:val="00943DF1"/>
     <w:pPr>
@@ -8062,532 +8373,6 @@
     </w:rPr>
   </w:style>
 </w:styles>
-</file>
-
-<file path=word/glossary/document.xml><?xml version="1.0" encoding="utf-8"?>
-<w:glossaryDocument xmlns:wpc="http://schemas.microsoft.com/office/word/2010/wordprocessingCanvas" xmlns:cx="http://schemas.microsoft.com/office/drawing/2014/chartex" xmlns:mc="http://schemas.openxmlformats.org/markup-compatibility/2006" xmlns:o="urn:schemas-microsoft-com:office:office" xmlns:r="http://schemas.openxmlformats.org/officeDocument/2006/relationships" xmlns:m="http://schemas.openxmlformats.org/officeDocument/2006/math" xmlns:v="urn:schemas-microsoft-com:vml" xmlns:wp14="http://schemas.microsoft.com/office/word/2010/wordprocessingDrawing" xmlns:wp="http://schemas.openxmlformats.org/drawingml/2006/wordprocessingDrawing" xmlns:w10="urn:schemas-microsoft-com:office:word" xmlns:w="http://schemas.openxmlformats.org/wordprocessingml/2006/main" xmlns:w14="http://schemas.microsoft.com/office/word/2010/wordml" xmlns:w15="http://schemas.microsoft.com/office/word/2012/wordml" xmlns:w16se="http://schemas.microsoft.com/office/word/2015/wordml/symex" xmlns:wpg="http://schemas.microsoft.com/office/word/2010/wordprocessingGroup" xmlns:wpi="http://schemas.microsoft.com/office/word/2010/wordprocessingInk" xmlns:wne="http://schemas.microsoft.com/office/word/2006/wordml" xmlns:wps="http://schemas.microsoft.com/office/word/2010/wordprocessingShape" mc:Ignorable="w14 w15 w16se wp14"/>
-</file>
-
-<file path=word/glossary/fontTable.xml><?xml version="1.0" encoding="utf-8"?>
-<w:fonts xmlns:mc="http://schemas.openxmlformats.org/markup-compatibility/2006" xmlns:r="http://schemas.openxmlformats.org/officeDocument/2006/relationships" xmlns:w="http://schemas.openxmlformats.org/wordprocessingml/2006/main" xmlns:w14="http://schemas.microsoft.com/office/word/2010/wordml" xmlns:w15="http://schemas.microsoft.com/office/word/2012/wordml" xmlns:w16se="http://schemas.microsoft.com/office/word/2015/wordml/symex" mc:Ignorable="w14 w15 w16se">
-  <w:font w:name="Calibri">
-    <w:panose1 w:val="020F0502020204030204"/>
-    <w:charset w:val="00"/>
-    <w:family w:val="swiss"/>
-    <w:pitch w:val="variable"/>
-    <w:sig w:usb0="E4002EFF" w:usb1="C000247B" w:usb2="00000009" w:usb3="00000000" w:csb0="000001FF" w:csb1="00000000"/>
-  </w:font>
-  <w:font w:name="Times New Roman">
-    <w:panose1 w:val="02020603050405020304"/>
-    <w:charset w:val="00"/>
-    <w:family w:val="roman"/>
-    <w:pitch w:val="variable"/>
-    <w:sig w:usb0="E0002EFF" w:usb1="C000785B" w:usb2="00000009" w:usb3="00000000" w:csb0="000001FF" w:csb1="00000000"/>
-  </w:font>
-  <w:font w:name="Courier New">
-    <w:panose1 w:val="02070309020205020404"/>
-    <w:charset w:val="00"/>
-    <w:family w:val="modern"/>
-    <w:pitch w:val="fixed"/>
-    <w:sig w:usb0="E0002EFF" w:usb1="C0007843" w:usb2="00000009" w:usb3="00000000" w:csb0="000001FF" w:csb1="00000000"/>
-  </w:font>
-  <w:font w:name="Wingdings">
-    <w:panose1 w:val="05000000000000000000"/>
-    <w:charset w:val="02"/>
-    <w:family w:val="auto"/>
-    <w:pitch w:val="variable"/>
-    <w:sig w:usb0="00000000" w:usb1="10000000" w:usb2="00000000" w:usb3="00000000" w:csb0="80000000" w:csb1="00000000"/>
-  </w:font>
-  <w:font w:name="Symbol">
-    <w:panose1 w:val="05050102010706020507"/>
-    <w:charset w:val="02"/>
-    <w:family w:val="roman"/>
-    <w:pitch w:val="variable"/>
-    <w:sig w:usb0="00000000" w:usb1="10000000" w:usb2="00000000" w:usb3="00000000" w:csb0="80000000" w:csb1="00000000"/>
-  </w:font>
-  <w:font w:name="Calibri Light">
-    <w:panose1 w:val="020F0302020204030204"/>
-    <w:charset w:val="00"/>
-    <w:family w:val="swiss"/>
-    <w:pitch w:val="variable"/>
-    <w:sig w:usb0="E4002EFF" w:usb1="C000247B" w:usb2="00000009" w:usb3="00000000" w:csb0="000001FF" w:csb1="00000000"/>
-  </w:font>
-  <w:font w:name="Segoe UI">
-    <w:panose1 w:val="020B0502040204020203"/>
-    <w:charset w:val="00"/>
-    <w:family w:val="swiss"/>
-    <w:pitch w:val="variable"/>
-    <w:sig w:usb0="E4002EFF" w:usb1="C000E47F" w:usb2="00000009" w:usb3="00000000" w:csb0="000001FF" w:csb1="00000000"/>
-  </w:font>
-  <w:font w:name="Century Gothic">
-    <w:panose1 w:val="020B0502020202020204"/>
-    <w:charset w:val="00"/>
-    <w:family w:val="swiss"/>
-    <w:pitch w:val="variable"/>
-    <w:sig w:usb0="00000287" w:usb1="00000000" w:usb2="00000000" w:usb3="00000000" w:csb0="0000009F" w:csb1="00000000"/>
-  </w:font>
-</w:fonts>
-</file>
-
-<file path=word/glossary/settings.xml><?xml version="1.0" encoding="utf-8"?>
-<w:settings xmlns:mc="http://schemas.openxmlformats.org/markup-compatibility/2006" xmlns:o="urn:schemas-microsoft-com:office:office" xmlns:r="http://schemas.openxmlformats.org/officeDocument/2006/relationships" xmlns:m="http://schemas.openxmlformats.org/officeDocument/2006/math" xmlns:v="urn:schemas-microsoft-com:vml" xmlns:w10="urn:schemas-microsoft-com:office:word" xmlns:w="http://schemas.openxmlformats.org/wordprocessingml/2006/main" xmlns:w14="http://schemas.microsoft.com/office/word/2010/wordml" xmlns:w15="http://schemas.microsoft.com/office/word/2012/wordml" xmlns:w16se="http://schemas.microsoft.com/office/word/2015/wordml/symex" xmlns:sl="http://schemas.openxmlformats.org/schemaLibrary/2006/main" mc:Ignorable="w14 w15 w16se">
-  <w:defaultTabStop w:val="708"/>
-  <w:hyphenationZone w:val="425"/>
-  <w:characterSpacingControl w:val="doNotCompress"/>
-  <w:compat>
-    <w:useFELayout/>
-    <w:compatSetting w:name="compatibilityMode" w:uri="http://schemas.microsoft.com/office/word" w:val="12"/>
-  </w:compat>
-  <w:rsids>
-    <w:rsidRoot w:val="009A1234"/>
-    <w:rsid w:val="009A1234"/>
-  </w:rsids>
-  <m:mathPr>
-    <m:mathFont m:val="Cambria Math"/>
-    <m:brkBin m:val="before"/>
-    <m:brkBinSub m:val="--"/>
-    <m:smallFrac m:val="0"/>
-    <m:dispDef/>
-    <m:lMargin m:val="0"/>
-    <m:rMargin m:val="0"/>
-    <m:defJc m:val="centerGroup"/>
-    <m:wrapIndent m:val="1440"/>
-    <m:intLim m:val="subSup"/>
-    <m:naryLim m:val="undOvr"/>
-  </m:mathPr>
-  <w:themeFontLang w:val="es-CL"/>
-  <w:clrSchemeMapping w:bg1="light1" w:t1="dark1" w:bg2="light2" w:t2="dark2" w:accent1="accent1" w:accent2="accent2" w:accent3="accent3" w:accent4="accent4" w:accent5="accent5" w:accent6="accent6" w:hyperlink="hyperlink" w:followedHyperlink="followedHyperlink"/>
-  <w:decimalSymbol w:val=","/>
-  <w:listSeparator w:val=";"/>
-</w:settings>
-</file>
-
-<file path=word/glossary/styles.xml><?xml version="1.0" encoding="utf-8"?>
-<w:styles xmlns:mc="http://schemas.openxmlformats.org/markup-compatibility/2006" xmlns:r="http://schemas.openxmlformats.org/officeDocument/2006/relationships" xmlns:w="http://schemas.openxmlformats.org/wordprocessingml/2006/main" xmlns:w14="http://schemas.microsoft.com/office/word/2010/wordml" xmlns:w15="http://schemas.microsoft.com/office/word/2012/wordml" xmlns:w16se="http://schemas.microsoft.com/office/word/2015/wordml/symex" mc:Ignorable="w14 w15 w16se">
-  <w:docDefaults>
-    <w:rPrDefault>
-      <w:rPr>
-        <w:rFonts w:asciiTheme="minorHAnsi" w:eastAsiaTheme="minorEastAsia" w:hAnsiTheme="minorHAnsi" w:cstheme="minorBidi"/>
-        <w:sz w:val="22"/>
-        <w:szCs w:val="22"/>
-        <w:lang w:val="es-CL" w:eastAsia="es-CL" w:bidi="ar-SA"/>
-      </w:rPr>
-    </w:rPrDefault>
-    <w:pPrDefault>
-      <w:pPr>
-        <w:spacing w:after="160" w:line="259" w:lineRule="auto"/>
-      </w:pPr>
-    </w:pPrDefault>
-  </w:docDefaults>
-  <w:latentStyles w:defLockedState="0" w:defUIPriority="99" w:defSemiHidden="0" w:defUnhideWhenUsed="0" w:defQFormat="0" w:count="371">
-    <w:lsdException w:name="Normal" w:uiPriority="0" w:qFormat="1"/>
-    <w:lsdException w:name="heading 1" w:uiPriority="9" w:qFormat="1"/>
-    <w:lsdException w:name="heading 2" w:semiHidden="1" w:uiPriority="9" w:unhideWhenUsed="1" w:qFormat="1"/>
-    <w:lsdException w:name="heading 3" w:semiHidden="1" w:uiPriority="9" w:unhideWhenUsed="1" w:qFormat="1"/>
-    <w:lsdException w:name="heading 4" w:semiHidden="1" w:uiPriority="9" w:unhideWhenUsed="1" w:qFormat="1"/>
-    <w:lsdException w:name="heading 5" w:semiHidden="1" w:uiPriority="9" w:unhideWhenUsed="1" w:qFormat="1"/>
-    <w:lsdException w:name="heading 6" w:semiHidden="1" w:uiPriority="9" w:unhideWhenUsed="1" w:qFormat="1"/>
-    <w:lsdException w:name="heading 7" w:semiHidden="1" w:uiPriority="9" w:unhideWhenUsed="1" w:qFormat="1"/>
-    <w:lsdException w:name="heading 8" w:semiHidden="1" w:uiPriority="9" w:unhideWhenUsed="1" w:qFormat="1"/>
-    <w:lsdException w:name="heading 9" w:semiHidden="1" w:uiPriority="9" w:unhideWhenUsed="1" w:qFormat="1"/>
-    <w:lsdException w:name="index 1" w:semiHidden="1" w:unhideWhenUsed="1"/>
-    <w:lsdException w:name="index 2" w:semiHidden="1" w:unhideWhenUsed="1"/>
-    <w:lsdException w:name="index 3" w:semiHidden="1" w:unhideWhenUsed="1"/>
-    <w:lsdException w:name="index 4" w:semiHidden="1" w:unhideWhenUsed="1"/>
-    <w:lsdException w:name="index 5" w:semiHidden="1" w:unhideWhenUsed="1"/>
-    <w:lsdException w:name="index 6" w:semiHidden="1" w:unhideWhenUsed="1"/>
-    <w:lsdException w:name="index 7" w:semiHidden="1" w:unhideWhenUsed="1"/>
-    <w:lsdException w:name="index 8" w:semiHidden="1" w:unhideWhenUsed="1"/>
-    <w:lsdException w:name="index 9" w:semiHidden="1" w:unhideWhenUsed="1"/>
-    <w:lsdException w:name="toc 1" w:semiHidden="1" w:uiPriority="39" w:unhideWhenUsed="1"/>
-    <w:lsdException w:name="toc 2" w:semiHidden="1" w:uiPriority="39" w:unhideWhenUsed="1"/>
-    <w:lsdException w:name="toc 3" w:semiHidden="1" w:uiPriority="39" w:unhideWhenUsed="1"/>
-    <w:lsdException w:name="toc 4" w:semiHidden="1" w:uiPriority="39" w:unhideWhenUsed="1"/>
-    <w:lsdException w:name="toc 5" w:semiHidden="1" w:uiPriority="39" w:unhideWhenUsed="1"/>
-    <w:lsdException w:name="toc 6" w:semiHidden="1" w:uiPriority="39" w:unhideWhenUsed="1"/>
-    <w:lsdException w:name="toc 7" w:semiHidden="1" w:uiPriority="39" w:unhideWhenUsed="1"/>
-    <w:lsdException w:name="toc 8" w:semiHidden="1" w:uiPriority="39" w:unhideWhenUsed="1"/>
-    <w:lsdException w:name="toc 9" w:semiHidden="1" w:uiPriority="39" w:unhideWhenUsed="1"/>
-    <w:lsdException w:name="Normal Indent" w:semiHidden="1" w:unhideWhenUsed="1"/>
-    <w:lsdException w:name="footnote text" w:semiHidden="1" w:unhideWhenUsed="1"/>
-    <w:lsdException w:name="annotation text" w:semiHidden="1" w:unhideWhenUsed="1"/>
-    <w:lsdException w:name="header" w:semiHidden="1" w:unhideWhenUsed="1"/>
-    <w:lsdException w:name="footer" w:semiHidden="1" w:unhideWhenUsed="1"/>
-    <w:lsdException w:name="index heading" w:semiHidden="1" w:unhideWhenUsed="1"/>
-    <w:lsdException w:name="caption" w:semiHidden="1" w:uiPriority="35" w:unhideWhenUsed="1" w:qFormat="1"/>
-    <w:lsdException w:name="table of figures" w:semiHidden="1" w:unhideWhenUsed="1"/>
-    <w:lsdException w:name="envelope address" w:semiHidden="1" w:unhideWhenUsed="1"/>
-    <w:lsdException w:name="envelope return" w:semiHidden="1" w:unhideWhenUsed="1"/>
-    <w:lsdException w:name="footnote reference" w:semiHidden="1" w:unhideWhenUsed="1"/>
-    <w:lsdException w:name="annotation reference" w:semiHidden="1" w:unhideWhenUsed="1"/>
-    <w:lsdException w:name="line number" w:semiHidden="1" w:unhideWhenUsed="1"/>
-    <w:lsdException w:name="page number" w:semiHidden="1" w:unhideWhenUsed="1"/>
-    <w:lsdException w:name="endnote reference" w:semiHidden="1" w:unhideWhenUsed="1"/>
-    <w:lsdException w:name="endnote text" w:semiHidden="1" w:unhideWhenUsed="1"/>
-    <w:lsdException w:name="table of authorities" w:semiHidden="1" w:unhideWhenUsed="1"/>
-    <w:lsdException w:name="macro" w:semiHidden="1" w:unhideWhenUsed="1"/>
-    <w:lsdException w:name="toa heading" w:semiHidden="1" w:unhideWhenUsed="1"/>
-    <w:lsdException w:name="List" w:semiHidden="1" w:unhideWhenUsed="1"/>
-    <w:lsdException w:name="List Bullet" w:semiHidden="1" w:unhideWhenUsed="1"/>
-    <w:lsdException w:name="List Number" w:semiHidden="1" w:unhideWhenUsed="1"/>
-    <w:lsdException w:name="List 2" w:semiHidden="1" w:unhideWhenUsed="1"/>
-    <w:lsdException w:name="List 3" w:semiHidden="1" w:unhideWhenUsed="1"/>
-    <w:lsdException w:name="List 4" w:semiHidden="1" w:unhideWhenUsed="1"/>
-    <w:lsdException w:name="List 5" w:semiHidden="1" w:unhideWhenUsed="1"/>
-    <w:lsdException w:name="List Bullet 2" w:semiHidden="1" w:unhideWhenUsed="1"/>
-    <w:lsdException w:name="List Bullet 3" w:semiHidden="1" w:unhideWhenUsed="1"/>
-    <w:lsdException w:name="List Bullet 4" w:semiHidden="1" w:unhideWhenUsed="1"/>
-    <w:lsdException w:name="List Bullet 5" w:semiHidden="1" w:unhideWhenUsed="1"/>
-    <w:lsdException w:name="List Number 2" w:semiHidden="1" w:unhideWhenUsed="1"/>
-    <w:lsdException w:name="List Number 3" w:semiHidden="1" w:unhideWhenUsed="1"/>
-    <w:lsdException w:name="List Number 4" w:semiHidden="1" w:unhideWhenUsed="1"/>
-    <w:lsdException w:name="List Number 5" w:semiHidden="1" w:unhideWhenUsed="1"/>
-    <w:lsdException w:name="Title" w:uiPriority="10" w:qFormat="1"/>
-    <w:lsdException w:name="Closing" w:semiHidden="1" w:unhideWhenUsed="1"/>
-    <w:lsdException w:name="Signature" w:semiHidden="1" w:unhideWhenUsed="1"/>
-    <w:lsdException w:name="Default Paragraph Font" w:semiHidden="1" w:uiPriority="1" w:unhideWhenUsed="1"/>
-    <w:lsdException w:name="Body Text" w:semiHidden="1" w:unhideWhenUsed="1"/>
-    <w:lsdException w:name="Body Text Indent" w:semiHidden="1" w:unhideWhenUsed="1"/>
-    <w:lsdException w:name="List Continue" w:semiHidden="1" w:unhideWhenUsed="1"/>
-    <w:lsdException w:name="List Continue 2" w:semiHidden="1" w:unhideWhenUsed="1"/>
-    <w:lsdException w:name="List Continue 3" w:semiHidden="1" w:unhideWhenUsed="1"/>
-    <w:lsdException w:name="List Continue 4" w:semiHidden="1" w:unhideWhenUsed="1"/>
-    <w:lsdException w:name="List Continue 5" w:semiHidden="1" w:unhideWhenUsed="1"/>
-    <w:lsdException w:name="Message Header" w:semiHidden="1" w:unhideWhenUsed="1"/>
-    <w:lsdException w:name="Subtitle" w:uiPriority="11" w:qFormat="1"/>
-    <w:lsdException w:name="Salutation" w:semiHidden="1" w:unhideWhenUsed="1"/>
-    <w:lsdException w:name="Date" w:semiHidden="1" w:unhideWhenUsed="1"/>
-    <w:lsdException w:name="Body Text First Indent" w:semiHidden="1" w:unhideWhenUsed="1"/>
-    <w:lsdException w:name="Body Text First Indent 2" w:semiHidden="1" w:unhideWhenUsed="1"/>
-    <w:lsdException w:name="Note Heading" w:semiHidden="1" w:unhideWhenUsed="1"/>
-    <w:lsdException w:name="Body Text 2" w:semiHidden="1" w:unhideWhenUsed="1"/>
-    <w:lsdException w:name="Body Text 3" w:semiHidden="1" w:unhideWhenUsed="1"/>
-    <w:lsdException w:name="Body Text Indent 2" w:semiHidden="1" w:unhideWhenUsed="1"/>
-    <w:lsdException w:name="Body Text Indent 3" w:semiHidden="1" w:unhideWhenUsed="1"/>
-    <w:lsdException w:name="Block Text" w:semiHidden="1" w:unhideWhenUsed="1"/>
-    <w:lsdException w:name="Hyperlink" w:semiHidden="1" w:unhideWhenUsed="1"/>
-    <w:lsdException w:name="FollowedHyperlink" w:semiHidden="1" w:unhideWhenUsed="1"/>
-    <w:lsdException w:name="Strong" w:uiPriority="22" w:qFormat="1"/>
-    <w:lsdException w:name="Emphasis" w:uiPriority="20" w:qFormat="1"/>
-    <w:lsdException w:name="Document Map" w:semiHidden="1" w:unhideWhenUsed="1"/>
-    <w:lsdException w:name="Plain Text" w:semiHidden="1" w:unhideWhenUsed="1"/>
-    <w:lsdException w:name="E-mail Signature" w:semiHidden="1" w:unhideWhenUsed="1"/>
-    <w:lsdException w:name="HTML Top of Form" w:semiHidden="1" w:unhideWhenUsed="1"/>
-    <w:lsdException w:name="HTML Bottom of Form" w:semiHidden="1" w:unhideWhenUsed="1"/>
-    <w:lsdException w:name="Normal (Web)" w:semiHidden="1" w:unhideWhenUsed="1"/>
-    <w:lsdException w:name="HTML Acronym" w:semiHidden="1" w:unhideWhenUsed="1"/>
-    <w:lsdException w:name="HTML Address" w:semiHidden="1" w:unhideWhenUsed="1"/>
-    <w:lsdException w:name="HTML Cite" w:semiHidden="1" w:unhideWhenUsed="1"/>
-    <w:lsdException w:name="HTML Code" w:semiHidden="1" w:unhideWhenUsed="1"/>
-    <w:lsdException w:name="HTML Definition" w:semiHidden="1" w:unhideWhenUsed="1"/>
-    <w:lsdException w:name="HTML Keyboard" w:semiHidden="1" w:unhideWhenUsed="1"/>
-    <w:lsdException w:name="HTML Preformatted" w:semiHidden="1" w:unhideWhenUsed="1"/>
-    <w:lsdException w:name="HTML Sample" w:semiHidden="1" w:unhideWhenUsed="1"/>
-    <w:lsdException w:name="HTML Typewriter" w:semiHidden="1" w:unhideWhenUsed="1"/>
-    <w:lsdException w:name="HTML Variable" w:semiHidden="1" w:unhideWhenUsed="1"/>
-    <w:lsdException w:name="Normal Table" w:semiHidden="1" w:unhideWhenUsed="1"/>
-    <w:lsdException w:name="annotation subject" w:semiHidden="1" w:unhideWhenUsed="1"/>
-    <w:lsdException w:name="No List" w:semiHidden="1" w:unhideWhenUsed="1"/>
-    <w:lsdException w:name="Outline List 1" w:semiHidden="1" w:unhideWhenUsed="1"/>
-    <w:lsdException w:name="Outline List 2" w:semiHidden="1" w:unhideWhenUsed="1"/>
-    <w:lsdException w:name="Outline List 3" w:semiHidden="1" w:unhideWhenUsed="1"/>
-    <w:lsdException w:name="Table Simple 1" w:semiHidden="1" w:unhideWhenUsed="1"/>
-    <w:lsdException w:name="Table Simple 2" w:semiHidden="1" w:unhideWhenUsed="1"/>
-    <w:lsdException w:name="Table Simple 3" w:semiHidden="1" w:unhideWhenUsed="1"/>
-    <w:lsdException w:name="Table Classic 1" w:semiHidden="1" w:unhideWhenUsed="1"/>
-    <w:lsdException w:name="Table Classic 2" w:semiHidden="1" w:unhideWhenUsed="1"/>
-    <w:lsdException w:name="Table Classic 3" w:semiHidden="1" w:unhideWhenUsed="1"/>
-    <w:lsdException w:name="Table Classic 4" w:semiHidden="1" w:unhideWhenUsed="1"/>
-    <w:lsdException w:name="Table Colorful 1" w:semiHidden="1" w:unhideWhenUsed="1"/>
-    <w:lsdException w:name="Table Colorful 2" w:semiHidden="1" w:unhideWhenUsed="1"/>
-    <w:lsdException w:name="Table Colorful 3" w:semiHidden="1" w:unhideWhenUsed="1"/>
-    <w:lsdException w:name="Table Columns 1" w:semiHidden="1" w:unhideWhenUsed="1"/>
-    <w:lsdException w:name="Table Columns 2" w:semiHidden="1" w:unhideWhenUsed="1"/>
-    <w:lsdException w:name="Table Columns 3" w:semiHidden="1" w:unhideWhenUsed="1"/>
-    <w:lsdException w:name="Table Columns 4" w:semiHidden="1" w:unhideWhenUsed="1"/>
-    <w:lsdException w:name="Table Columns 5" w:semiHidden="1" w:unhideWhenUsed="1"/>
-    <w:lsdException w:name="Table Grid 1" w:semiHidden="1" w:unhideWhenUsed="1"/>
-    <w:lsdException w:name="Table Grid 2" w:semiHidden="1" w:unhideWhenUsed="1"/>
-    <w:lsdException w:name="Table Grid 3" w:semiHidden="1" w:unhideWhenUsed="1"/>
-    <w:lsdException w:name="Table Grid 4" w:semiHidden="1" w:unhideWhenUsed="1"/>
-    <w:lsdException w:name="Table Grid 5" w:semiHidden="1" w:unhideWhenUsed="1"/>
-    <w:lsdException w:name="Table Grid 6" w:semiHidden="1" w:unhideWhenUsed="1"/>
-    <w:lsdException w:name="Table Grid 7" w:semiHidden="1" w:unhideWhenUsed="1"/>
-    <w:lsdException w:name="Table Grid 8" w:semiHidden="1" w:unhideWhenUsed="1"/>
-    <w:lsdException w:name="Table List 1" w:semiHidden="1" w:unhideWhenUsed="1"/>
-    <w:lsdException w:name="Table List 2" w:semiHidden="1" w:unhideWhenUsed="1"/>
-    <w:lsdException w:name="Table List 3" w:semiHidden="1" w:unhideWhenUsed="1"/>
-    <w:lsdException w:name="Table List 4" w:semiHidden="1" w:unhideWhenUsed="1"/>
-    <w:lsdException w:name="Table List 5" w:semiHidden="1" w:unhideWhenUsed="1"/>
-    <w:lsdException w:name="Table List 6" w:semiHidden="1" w:unhideWhenUsed="1"/>
-    <w:lsdException w:name="Table List 7" w:semiHidden="1" w:unhideWhenUsed="1"/>
-    <w:lsdException w:name="Table List 8" w:semiHidden="1" w:unhideWhenUsed="1"/>
-    <w:lsdException w:name="Table 3D effects 1" w:semiHidden="1" w:unhideWhenUsed="1"/>
-    <w:lsdException w:name="Table 3D effects 2" w:semiHidden="1" w:unhideWhenUsed="1"/>
-    <w:lsdException w:name="Table 3D effects 3" w:semiHidden="1" w:unhideWhenUsed="1"/>
-    <w:lsdException w:name="Table Contemporary" w:semiHidden="1" w:unhideWhenUsed="1"/>
-    <w:lsdException w:name="Table Elegant" w:semiHidden="1" w:unhideWhenUsed="1"/>
-    <w:lsdException w:name="Table Professional" w:semiHidden="1" w:unhideWhenUsed="1"/>
-    <w:lsdException w:name="Table Subtle 1" w:semiHidden="1" w:unhideWhenUsed="1"/>
-    <w:lsdException w:name="Table Subtle 2" w:semiHidden="1" w:unhideWhenUsed="1"/>
-    <w:lsdException w:name="Table Web 1" w:semiHidden="1" w:unhideWhenUsed="1"/>
-    <w:lsdException w:name="Table Web 2" w:semiHidden="1" w:unhideWhenUsed="1"/>
-    <w:lsdException w:name="Table Web 3" w:semiHidden="1" w:unhideWhenUsed="1"/>
-    <w:lsdException w:name="Balloon Text" w:semiHidden="1" w:unhideWhenUsed="1"/>
-    <w:lsdException w:name="Table Grid" w:uiPriority="39"/>
-    <w:lsdException w:name="Table Theme" w:semiHidden="1" w:unhideWhenUsed="1"/>
-    <w:lsdException w:name="Placeholder Text" w:semiHidden="1"/>
-    <w:lsdException w:name="No Spacing" w:uiPriority="1" w:qFormat="1"/>
-    <w:lsdException w:name="Light Shading" w:uiPriority="60"/>
-    <w:lsdException w:name="Light List" w:uiPriority="61"/>
-    <w:lsdException w:name="Light Grid" w:uiPriority="62"/>
-    <w:lsdException w:name="Medium Shading 1" w:uiPriority="63"/>
-    <w:lsdException w:name="Medium Shading 2" w:uiPriority="64"/>
-    <w:lsdException w:name="Medium List 1" w:uiPriority="65"/>
-    <w:lsdException w:name="Medium List 2" w:uiPriority="66"/>
-    <w:lsdException w:name="Medium Grid 1" w:uiPriority="67"/>
-    <w:lsdException w:name="Medium Grid 2" w:uiPriority="68"/>
-    <w:lsdException w:name="Medium Grid 3" w:uiPriority="69"/>
-    <w:lsdException w:name="Dark List" w:uiPriority="70"/>
-    <w:lsdException w:name="Colorful Shading" w:uiPriority="71"/>
-    <w:lsdException w:name="Colorful List" w:uiPriority="72"/>
-    <w:lsdException w:name="Colorful Grid" w:uiPriority="73"/>
-    <w:lsdException w:name="Light Shading Accent 1" w:uiPriority="60"/>
-    <w:lsdException w:name="Light List Accent 1" w:uiPriority="61"/>
-    <w:lsdException w:name="Light Grid Accent 1" w:uiPriority="62"/>
-    <w:lsdException w:name="Medium Shading 1 Accent 1" w:uiPriority="63"/>
-    <w:lsdException w:name="Medium Shading 2 Accent 1" w:uiPriority="64"/>
-    <w:lsdException w:name="Medium List 1 Accent 1" w:uiPriority="65"/>
-    <w:lsdException w:name="Revision" w:semiHidden="1"/>
-    <w:lsdException w:name="List Paragraph" w:uiPriority="34" w:qFormat="1"/>
-    <w:lsdException w:name="Quote" w:uiPriority="29" w:qFormat="1"/>
-    <w:lsdException w:name="Intense Quote" w:uiPriority="30" w:qFormat="1"/>
-    <w:lsdException w:name="Medium List 2 Accent 1" w:uiPriority="66"/>
-    <w:lsdException w:name="Medium Grid 1 Accent 1" w:uiPriority="67"/>
-    <w:lsdException w:name="Medium Grid 2 Accent 1" w:uiPriority="68"/>
-    <w:lsdException w:name="Medium Grid 3 Accent 1" w:uiPriority="69"/>
-    <w:lsdException w:name="Dark List Accent 1" w:uiPriority="70"/>
-    <w:lsdException w:name="Colorful Shading Accent 1" w:uiPriority="71"/>
-    <w:lsdException w:name="Colorful List Accent 1" w:uiPriority="72"/>
-    <w:lsdException w:name="Colorful Grid Accent 1" w:uiPriority="73"/>
-    <w:lsdException w:name="Light Shading Accent 2" w:uiPriority="60"/>
-    <w:lsdException w:name="Light List Accent 2" w:uiPriority="61"/>
-    <w:lsdException w:name="Light Grid Accent 2" w:uiPriority="62"/>
-    <w:lsdException w:name="Medium Shading 1 Accent 2" w:uiPriority="63"/>
-    <w:lsdException w:name="Medium Shading 2 Accent 2" w:uiPriority="64"/>
-    <w:lsdException w:name="Medium List 1 Accent 2" w:uiPriority="65"/>
-    <w:lsdException w:name="Medium List 2 Accent 2" w:uiPriority="66"/>
-    <w:lsdException w:name="Medium Grid 1 Accent 2" w:uiPriority="67"/>
-    <w:lsdException w:name="Medium Grid 2 Accent 2" w:uiPriority="68"/>
-    <w:lsdException w:name="Medium Grid 3 Accent 2" w:uiPriority="69"/>
-    <w:lsdException w:name="Dark List Accent 2" w:uiPriority="70"/>
-    <w:lsdException w:name="Colorful Shading Accent 2" w:uiPriority="71"/>
-    <w:lsdException w:name="Colorful List Accent 2" w:uiPriority="72"/>
-    <w:lsdException w:name="Colorful Grid Accent 2" w:uiPriority="73"/>
-    <w:lsdException w:name="Light Shading Accent 3" w:uiPriority="60"/>
-    <w:lsdException w:name="Light List Accent 3" w:uiPriority="61"/>
-    <w:lsdException w:name="Light Grid Accent 3" w:uiPriority="62"/>
-    <w:lsdException w:name="Medium Shading 1 Accent 3" w:uiPriority="63"/>
-    <w:lsdException w:name="Medium Shading 2 Accent 3" w:uiPriority="64"/>
-    <w:lsdException w:name="Medium List 1 Accent 3" w:uiPriority="65"/>
-    <w:lsdException w:name="Medium List 2 Accent 3" w:uiPriority="66"/>
-    <w:lsdException w:name="Medium Grid 1 Accent 3" w:uiPriority="67"/>
-    <w:lsdException w:name="Medium Grid 2 Accent 3" w:uiPriority="68"/>
-    <w:lsdException w:name="Medium Grid 3 Accent 3" w:uiPriority="69"/>
-    <w:lsdException w:name="Dark List Accent 3" w:uiPriority="70"/>
-    <w:lsdException w:name="Colorful Shading Accent 3" w:uiPriority="71"/>
-    <w:lsdException w:name="Colorful List Accent 3" w:uiPriority="72"/>
-    <w:lsdException w:name="Colorful Grid Accent 3" w:uiPriority="73"/>
-    <w:lsdException w:name="Light Shading Accent 4" w:uiPriority="60"/>
-    <w:lsdException w:name="Light List Accent 4" w:uiPriority="61"/>
-    <w:lsdException w:name="Light Grid Accent 4" w:uiPriority="62"/>
-    <w:lsdException w:name="Medium Shading 1 Accent 4" w:uiPriority="63"/>
-    <w:lsdException w:name="Medium Shading 2 Accent 4" w:uiPriority="64"/>
-    <w:lsdException w:name="Medium List 1 Accent 4" w:uiPriority="65"/>
-    <w:lsdException w:name="Medium List 2 Accent 4" w:uiPriority="66"/>
-    <w:lsdException w:name="Medium Grid 1 Accent 4" w:uiPriority="67"/>
-    <w:lsdException w:name="Medium Grid 2 Accent 4" w:uiPriority="68"/>
-    <w:lsdException w:name="Medium Grid 3 Accent 4" w:uiPriority="69"/>
-    <w:lsdException w:name="Dark List Accent 4" w:uiPriority="70"/>
-    <w:lsdException w:name="Colorful Shading Accent 4" w:uiPriority="71"/>
-    <w:lsdException w:name="Colorful List Accent 4" w:uiPriority="72"/>
-    <w:lsdException w:name="Colorful Grid Accent 4" w:uiPriority="73"/>
-    <w:lsdException w:name="Light Shading Accent 5" w:uiPriority="60"/>
-    <w:lsdException w:name="Light List Accent 5" w:uiPriority="61"/>
-    <w:lsdException w:name="Light Grid Accent 5" w:uiPriority="62"/>
-    <w:lsdException w:name="Medium Shading 1 Accent 5" w:uiPriority="63"/>
-    <w:lsdException w:name="Medium Shading 2 Accent 5" w:uiPriority="64"/>
-    <w:lsdException w:name="Medium List 1 Accent 5" w:uiPriority="65"/>
-    <w:lsdException w:name="Medium List 2 Accent 5" w:uiPriority="66"/>
-    <w:lsdException w:name="Medium Grid 1 Accent 5" w:uiPriority="67"/>
-    <w:lsdException w:name="Medium Grid 2 Accent 5" w:uiPriority="68"/>
-    <w:lsdException w:name="Medium Grid 3 Accent 5" w:uiPriority="69"/>
-    <w:lsdException w:name="Dark List Accent 5" w:uiPriority="70"/>
-    <w:lsdException w:name="Colorful Shading Accent 5" w:uiPriority="71"/>
-    <w:lsdException w:name="Colorful List Accent 5" w:uiPriority="72"/>
-    <w:lsdException w:name="Colorful Grid Accent 5" w:uiPriority="73"/>
-    <w:lsdException w:name="Light Shading Accent 6" w:uiPriority="60"/>
-    <w:lsdException w:name="Light List Accent 6" w:uiPriority="61"/>
-    <w:lsdException w:name="Light Grid Accent 6" w:uiPriority="62"/>
-    <w:lsdException w:name="Medium Shading 1 Accent 6" w:uiPriority="63"/>
-    <w:lsdException w:name="Medium Shading 2 Accent 6" w:uiPriority="64"/>
-    <w:lsdException w:name="Medium List 1 Accent 6" w:uiPriority="65"/>
-    <w:lsdException w:name="Medium List 2 Accent 6" w:uiPriority="66"/>
-    <w:lsdException w:name="Medium Grid 1 Accent 6" w:uiPriority="67"/>
-    <w:lsdException w:name="Medium Grid 2 Accent 6" w:uiPriority="68"/>
-    <w:lsdException w:name="Medium Grid 3 Accent 6" w:uiPriority="69"/>
-    <w:lsdException w:name="Dark List Accent 6" w:uiPriority="70"/>
-    <w:lsdException w:name="Colorful Shading Accent 6" w:uiPriority="71"/>
-    <w:lsdException w:name="Colorful List Accent 6" w:uiPriority="72"/>
-    <w:lsdException w:name="Colorful Grid Accent 6" w:uiPriority="73"/>
-    <w:lsdException w:name="Subtle Emphasis" w:uiPriority="19" w:qFormat="1"/>
-    <w:lsdException w:name="Intense Emphasis" w:uiPriority="21" w:qFormat="1"/>
-    <w:lsdException w:name="Subtle Reference" w:uiPriority="31" w:qFormat="1"/>
-    <w:lsdException w:name="Intense Reference" w:uiPriority="32" w:qFormat="1"/>
-    <w:lsdException w:name="Book Title" w:uiPriority="33" w:qFormat="1"/>
-    <w:lsdException w:name="Bibliography" w:semiHidden="1" w:uiPriority="37" w:unhideWhenUsed="1"/>
-    <w:lsdException w:name="TOC Heading" w:semiHidden="1" w:uiPriority="39" w:unhideWhenUsed="1" w:qFormat="1"/>
-    <w:lsdException w:name="Plain Table 1" w:uiPriority="41"/>
-    <w:lsdException w:name="Plain Table 2" w:uiPriority="42"/>
-    <w:lsdException w:name="Plain Table 3" w:uiPriority="43"/>
-    <w:lsdException w:name="Plain Table 4" w:uiPriority="44"/>
-    <w:lsdException w:name="Plain Table 5" w:uiPriority="45"/>
-    <w:lsdException w:name="Grid Table Light" w:uiPriority="40"/>
-    <w:lsdException w:name="Grid Table 1 Light" w:uiPriority="46"/>
-    <w:lsdException w:name="Grid Table 2" w:uiPriority="47"/>
-    <w:lsdException w:name="Grid Table 3" w:uiPriority="48"/>
-    <w:lsdException w:name="Grid Table 4" w:uiPriority="49"/>
-    <w:lsdException w:name="Grid Table 5 Dark" w:uiPriority="50"/>
-    <w:lsdException w:name="Grid Table 6 Colorful" w:uiPriority="51"/>
-    <w:lsdException w:name="Grid Table 7 Colorful" w:uiPriority="52"/>
-    <w:lsdException w:name="Grid Table 1 Light Accent 1" w:uiPriority="46"/>
-    <w:lsdException w:name="Grid Table 2 Accent 1" w:uiPriority="47"/>
-    <w:lsdException w:name="Grid Table 3 Accent 1" w:uiPriority="48"/>
-    <w:lsdException w:name="Grid Table 4 Accent 1" w:uiPriority="49"/>
-    <w:lsdException w:name="Grid Table 5 Dark Accent 1" w:uiPriority="50"/>
-    <w:lsdException w:name="Grid Table 6 Colorful Accent 1" w:uiPriority="51"/>
-    <w:lsdException w:name="Grid Table 7 Colorful Accent 1" w:uiPriority="52"/>
-    <w:lsdException w:name="Grid Table 1 Light Accent 2" w:uiPriority="46"/>
-    <w:lsdException w:name="Grid Table 2 Accent 2" w:uiPriority="47"/>
-    <w:lsdException w:name="Grid Table 3 Accent 2" w:uiPriority="48"/>
-    <w:lsdException w:name="Grid Table 4 Accent 2" w:uiPriority="49"/>
-    <w:lsdException w:name="Grid Table 5 Dark Accent 2" w:uiPriority="50"/>
-    <w:lsdException w:name="Grid Table 6 Colorful Accent 2" w:uiPriority="51"/>
-    <w:lsdException w:name="Grid Table 7 Colorful Accent 2" w:uiPriority="52"/>
-    <w:lsdException w:name="Grid Table 1 Light Accent 3" w:uiPriority="46"/>
-    <w:lsdException w:name="Grid Table 2 Accent 3" w:uiPriority="47"/>
-    <w:lsdException w:name="Grid Table 3 Accent 3" w:uiPriority="48"/>
-    <w:lsdException w:name="Grid Table 4 Accent 3" w:uiPriority="49"/>
-    <w:lsdException w:name="Grid Table 5 Dark Accent 3" w:uiPriority="50"/>
-    <w:lsdException w:name="Grid Table 6 Colorful Accent 3" w:uiPriority="51"/>
-    <w:lsdException w:name="Grid Table 7 Colorful Accent 3" w:uiPriority="52"/>
-    <w:lsdException w:name="Grid Table 1 Light Accent 4" w:uiPriority="46"/>
-    <w:lsdException w:name="Grid Table 2 Accent 4" w:uiPriority="47"/>
-    <w:lsdException w:name="Grid Table 3 Accent 4" w:uiPriority="48"/>
-    <w:lsdException w:name="Grid Table 4 Accent 4" w:uiPriority="49"/>
-    <w:lsdException w:name="Grid Table 5 Dark Accent 4" w:uiPriority="50"/>
-    <w:lsdException w:name="Grid Table 6 Colorful Accent 4" w:uiPriority="51"/>
-    <w:lsdException w:name="Grid Table 7 Colorful Accent 4" w:uiPriority="52"/>
-    <w:lsdException w:name="Grid Table 1 Light Accent 5" w:uiPriority="46"/>
-    <w:lsdException w:name="Grid Table 2 Accent 5" w:uiPriority="47"/>
-    <w:lsdException w:name="Grid Table 3 Accent 5" w:uiPriority="48"/>
-    <w:lsdException w:name="Grid Table 4 Accent 5" w:uiPriority="49"/>
-    <w:lsdException w:name="Grid Table 5 Dark Accent 5" w:uiPriority="50"/>
-    <w:lsdException w:name="Grid Table 6 Colorful Accent 5" w:uiPriority="51"/>
-    <w:lsdException w:name="Grid Table 7 Colorful Accent 5" w:uiPriority="52"/>
-    <w:lsdException w:name="Grid Table 1 Light Accent 6" w:uiPriority="46"/>
-    <w:lsdException w:name="Grid Table 2 Accent 6" w:uiPriority="47"/>
-    <w:lsdException w:name="Grid Table 3 Accent 6" w:uiPriority="48"/>
-    <w:lsdException w:name="Grid Table 4 Accent 6" w:uiPriority="49"/>
-    <w:lsdException w:name="Grid Table 5 Dark Accent 6" w:uiPriority="50"/>
-    <w:lsdException w:name="Grid Table 6 Colorful Accent 6" w:uiPriority="51"/>
-    <w:lsdException w:name="Grid Table 7 Colorful Accent 6" w:uiPriority="52"/>
-    <w:lsdException w:name="List Table 1 Light" w:uiPriority="46"/>
-    <w:lsdException w:name="List Table 2" w:uiPriority="47"/>
-    <w:lsdException w:name="List Table 3" w:uiPriority="48"/>
-    <w:lsdException w:name="List Table 4" w:uiPriority="49"/>
-    <w:lsdException w:name="List Table 5 Dark" w:uiPriority="50"/>
-    <w:lsdException w:name="List Table 6 Colorful" w:uiPriority="51"/>
-    <w:lsdException w:name="List Table 7 Colorful" w:uiPriority="52"/>
-    <w:lsdException w:name="List Table 1 Light Accent 1" w:uiPriority="46"/>
-    <w:lsdException w:name="List Table 2 Accent 1" w:uiPriority="47"/>
-    <w:lsdException w:name="List Table 3 Accent 1" w:uiPriority="48"/>
-    <w:lsdException w:name="List Table 4 Accent 1" w:uiPriority="49"/>
-    <w:lsdException w:name="List Table 5 Dark Accent 1" w:uiPriority="50"/>
-    <w:lsdException w:name="List Table 6 Colorful Accent 1" w:uiPriority="51"/>
-    <w:lsdException w:name="List Table 7 Colorful Accent 1" w:uiPriority="52"/>
-    <w:lsdException w:name="List Table 1 Light Accent 2" w:uiPriority="46"/>
-    <w:lsdException w:name="List Table 2 Accent 2" w:uiPriority="47"/>
-    <w:lsdException w:name="List Table 3 Accent 2" w:uiPriority="48"/>
-    <w:lsdException w:name="List Table 4 Accent 2" w:uiPriority="49"/>
-    <w:lsdException w:name="List Table 5 Dark Accent 2" w:uiPriority="50"/>
-    <w:lsdException w:name="List Table 6 Colorful Accent 2" w:uiPriority="51"/>
-    <w:lsdException w:name="List Table 7 Colorful Accent 2" w:uiPriority="52"/>
-    <w:lsdException w:name="List Table 1 Light Accent 3" w:uiPriority="46"/>
-    <w:lsdException w:name="List Table 2 Accent 3" w:uiPriority="47"/>
-    <w:lsdException w:name="List Table 3 Accent 3" w:uiPriority="48"/>
-    <w:lsdException w:name="List Table 4 Accent 3" w:uiPriority="49"/>
-    <w:lsdException w:name="List Table 5 Dark Accent 3" w:uiPriority="50"/>
-    <w:lsdException w:name="List Table 6 Colorful Accent 3" w:uiPriority="51"/>
-    <w:lsdException w:name="List Table 7 Colorful Accent 3" w:uiPriority="52"/>
-    <w:lsdException w:name="List Table 1 Light Accent 4" w:uiPriority="46"/>
-    <w:lsdException w:name="List Table 2 Accent 4" w:uiPriority="47"/>
-    <w:lsdException w:name="List Table 3 Accent 4" w:uiPriority="48"/>
-    <w:lsdException w:name="List Table 4 Accent 4" w:uiPriority="49"/>
-    <w:lsdException w:name="List Table 5 Dark Accent 4" w:uiPriority="50"/>
-    <w:lsdException w:name="List Table 6 Colorful Accent 4" w:uiPriority="51"/>
-    <w:lsdException w:name="List Table 7 Colorful Accent 4" w:uiPriority="52"/>
-    <w:lsdException w:name="List Table 1 Light Accent 5" w:uiPriority="46"/>
-    <w:lsdException w:name="List Table 2 Accent 5" w:uiPriority="47"/>
-    <w:lsdException w:name="List Table 3 Accent 5" w:uiPriority="48"/>
-    <w:lsdException w:name="List Table 4 Accent 5" w:uiPriority="49"/>
-    <w:lsdException w:name="List Table 5 Dark Accent 5" w:uiPriority="50"/>
-    <w:lsdException w:name="List Table 6 Colorful Accent 5" w:uiPriority="51"/>
-    <w:lsdException w:name="List Table 7 Colorful Accent 5" w:uiPriority="52"/>
-    <w:lsdException w:name="List Table 1 Light Accent 6" w:uiPriority="46"/>
-    <w:lsdException w:name="List Table 2 Accent 6" w:uiPriority="47"/>
-    <w:lsdException w:name="List Table 3 Accent 6" w:uiPriority="48"/>
-    <w:lsdException w:name="List Table 4 Accent 6" w:uiPriority="49"/>
-    <w:lsdException w:name="List Table 5 Dark Accent 6" w:uiPriority="50"/>
-    <w:lsdException w:name="List Table 6 Colorful Accent 6" w:uiPriority="51"/>
-    <w:lsdException w:name="List Table 7 Colorful Accent 6" w:uiPriority="52"/>
-  </w:latentStyles>
-  <w:style w:type="paragraph" w:default="1" w:styleId="Normal">
-    <w:name w:val="Normal"/>
-    <w:qFormat/>
-  </w:style>
-  <w:style w:type="character" w:default="1" w:styleId="Fuentedeprrafopredeter">
-    <w:name w:val="Default Paragraph Font"/>
-    <w:uiPriority w:val="1"/>
-    <w:semiHidden/>
-    <w:unhideWhenUsed/>
-  </w:style>
-  <w:style w:type="table" w:default="1" w:styleId="Tablanormal">
-    <w:name w:val="Normal Table"/>
-    <w:uiPriority w:val="99"/>
-    <w:semiHidden/>
-    <w:unhideWhenUsed/>
-    <w:tblPr>
-      <w:tblInd w:w="0" w:type="dxa"/>
-      <w:tblCellMar>
-        <w:top w:w="0" w:type="dxa"/>
-        <w:left w:w="108" w:type="dxa"/>
-        <w:bottom w:w="0" w:type="dxa"/>
-        <w:right w:w="108" w:type="dxa"/>
-      </w:tblCellMar>
-    </w:tblPr>
-  </w:style>
-  <w:style w:type="numbering" w:default="1" w:styleId="Sinlista">
-    <w:name w:val="No List"/>
-    <w:uiPriority w:val="99"/>
-    <w:semiHidden/>
-    <w:unhideWhenUsed/>
-  </w:style>
-</w:styles>
-</file>
-
-<file path=word/glossary/webSettings.xml><?xml version="1.0" encoding="utf-8"?>
-<w:webSettings xmlns:mc="http://schemas.openxmlformats.org/markup-compatibility/2006" xmlns:r="http://schemas.openxmlformats.org/officeDocument/2006/relationships" xmlns:w="http://schemas.openxmlformats.org/wordprocessingml/2006/main" xmlns:w14="http://schemas.microsoft.com/office/word/2010/wordml" xmlns:w15="http://schemas.microsoft.com/office/word/2012/wordml" xmlns:w16se="http://schemas.microsoft.com/office/word/2015/wordml/symex" mc:Ignorable="w14 w15 w16se"/>
 </file>
 
 <file path=word/theme/theme1.xml><?xml version="1.0" encoding="utf-8"?>
@@ -8852,15 +8637,6 @@
 </file>
 
 <file path=customXml/item1.xml><?xml version="1.0" encoding="utf-8"?>
-<?mso-contentType ?>
-<FormTemplates xmlns="http://schemas.microsoft.com/sharepoint/v3/contenttype/forms">
-  <Display>DocumentLibraryForm</Display>
-  <Edit>DocumentLibraryForm</Edit>
-  <New>DocumentLibraryForm</New>
-</FormTemplates>
-</file>
-
-<file path=customXml/item2.xml><?xml version="1.0" encoding="utf-8"?>
 <ct:contentTypeSchema xmlns:ct="http://schemas.microsoft.com/office/2006/metadata/contentType" xmlns:ma="http://schemas.microsoft.com/office/2006/metadata/properties/metaAttributes" ct:_="" ma:_="" ma:contentTypeName="Documento" ma:contentTypeID="0x010100E96778489EE7714D8BD12CC105EB918B" ma:contentTypeVersion="2" ma:contentTypeDescription="Crear nuevo documento." ma:contentTypeScope="" ma:versionID="416c5c7ae9b5d54d83875cd3c65194e3">
   <xsd:schema xmlns:xsd="http://www.w3.org/2001/XMLSchema" xmlns:xs="http://www.w3.org/2001/XMLSchema" xmlns:p="http://schemas.microsoft.com/office/2006/metadata/properties" xmlns:ns2="126e8a1c-9ea9-435a-ac89-d06c80d62e30" targetNamespace="http://schemas.microsoft.com/office/2006/metadata/properties" ma:root="true" ma:fieldsID="70a237c842677bd850644f8595079f5e" ns2:_="">
     <xsd:import namespace="126e8a1c-9ea9-435a-ac89-d06c80d62e30"/>
@@ -8992,25 +8768,26 @@
 </ct:contentTypeSchema>
 </file>
 
+<file path=customXml/item2.xml><?xml version="1.0" encoding="utf-8"?>
+<?mso-contentType ?>
+<FormTemplates xmlns="http://schemas.microsoft.com/sharepoint/v3/contenttype/forms">
+  <Display>DocumentLibraryForm</Display>
+  <Edit>DocumentLibraryForm</Edit>
+  <New>DocumentLibraryForm</New>
+</FormTemplates>
+</file>
+
 <file path=customXml/item3.xml><?xml version="1.0" encoding="utf-8"?>
+<b:Sources xmlns:b="http://schemas.openxmlformats.org/officeDocument/2006/bibliography" xmlns="http://schemas.openxmlformats.org/officeDocument/2006/bibliography" SelectedStyle="\APASixthEditionOfficeOnline.xsl" StyleName="APA" Version="6"/>
+</file>
+
+<file path=customXml/item4.xml><?xml version="1.0" encoding="utf-8"?>
 <p:properties xmlns:p="http://schemas.microsoft.com/office/2006/metadata/properties" xmlns:xsi="http://www.w3.org/2001/XMLSchema-instance" xmlns:pc="http://schemas.microsoft.com/office/infopath/2007/PartnerControls">
   <documentManagement/>
 </p:properties>
 </file>
 
-<file path=customXml/item4.xml><?xml version="1.0" encoding="utf-8"?>
-<b:Sources xmlns:b="http://schemas.openxmlformats.org/officeDocument/2006/bibliography" xmlns="http://schemas.openxmlformats.org/officeDocument/2006/bibliography" SelectedStyle="\APASixthEditionOfficeOnline.xsl" StyleName="APA" Version="6"/>
-</file>
-
 <file path=customXml/itemProps1.xml><?xml version="1.0" encoding="utf-8"?>
-<ds:datastoreItem xmlns:ds="http://schemas.openxmlformats.org/officeDocument/2006/customXml" ds:itemID="{DABAA964-10BA-4DBC-ABF2-CDEAC0FAF7AA}">
-  <ds:schemaRefs>
-    <ds:schemaRef ds:uri="http://schemas.microsoft.com/sharepoint/v3/contenttype/forms"/>
-  </ds:schemaRefs>
-</ds:datastoreItem>
-</file>
-
-<file path=customXml/itemProps2.xml><?xml version="1.0" encoding="utf-8"?>
 <ds:datastoreItem xmlns:ds="http://schemas.openxmlformats.org/officeDocument/2006/customXml" ds:itemID="{0DBFA5EC-D8FC-425E-9DFF-39C8E6B80B6D}">
   <ds:schemaRefs>
     <ds:schemaRef ds:uri="http://schemas.microsoft.com/office/2006/metadata/contentType"/>
@@ -9028,26 +8805,27 @@
 </ds:datastoreItem>
 </file>
 
+<file path=customXml/itemProps2.xml><?xml version="1.0" encoding="utf-8"?>
+<ds:datastoreItem xmlns:ds="http://schemas.openxmlformats.org/officeDocument/2006/customXml" ds:itemID="{DABAA964-10BA-4DBC-ABF2-CDEAC0FAF7AA}">
+  <ds:schemaRefs>
+    <ds:schemaRef ds:uri="http://schemas.microsoft.com/sharepoint/v3/contenttype/forms"/>
+  </ds:schemaRefs>
+</ds:datastoreItem>
+</file>
+
 <file path=customXml/itemProps3.xml><?xml version="1.0" encoding="utf-8"?>
-<ds:datastoreItem xmlns:ds="http://schemas.openxmlformats.org/officeDocument/2006/customXml" ds:itemID="{5F1783E3-BA1C-4CA3-8E32-C9B378BBED03}">
+<ds:datastoreItem xmlns:ds="http://schemas.openxmlformats.org/officeDocument/2006/customXml" ds:itemID="{C841A8A6-B63A-444A-91B2-10973298D867}">
   <ds:schemaRefs>
-    <ds:schemaRef ds:uri="http://purl.org/dc/terms/"/>
-    <ds:schemaRef ds:uri="http://schemas.microsoft.com/office/2006/metadata/properties"/>
-    <ds:schemaRef ds:uri="http://schemas.openxmlformats.org/package/2006/metadata/core-properties"/>
-    <ds:schemaRef ds:uri="http://schemas.microsoft.com/office/infopath/2007/PartnerControls"/>
-    <ds:schemaRef ds:uri="http://www.w3.org/XML/1998/namespace"/>
-    <ds:schemaRef ds:uri="http://schemas.microsoft.com/office/2006/documentManagement/types"/>
-    <ds:schemaRef ds:uri="http://purl.org/dc/elements/1.1/"/>
-    <ds:schemaRef ds:uri="126e8a1c-9ea9-435a-ac89-d06c80d62e30"/>
-    <ds:schemaRef ds:uri="http://purl.org/dc/dcmitype/"/>
+    <ds:schemaRef ds:uri="http://schemas.openxmlformats.org/officeDocument/2006/bibliography"/>
   </ds:schemaRefs>
 </ds:datastoreItem>
 </file>
 
 <file path=customXml/itemProps4.xml><?xml version="1.0" encoding="utf-8"?>
-<ds:datastoreItem xmlns:ds="http://schemas.openxmlformats.org/officeDocument/2006/customXml" ds:itemID="{C841A8A6-B63A-444A-91B2-10973298D867}">
+<ds:datastoreItem xmlns:ds="http://schemas.openxmlformats.org/officeDocument/2006/customXml" ds:itemID="{5F1783E3-BA1C-4CA3-8E32-C9B378BBED03}">
   <ds:schemaRefs>
-    <ds:schemaRef ds:uri="http://schemas.openxmlformats.org/officeDocument/2006/bibliography"/>
+    <ds:schemaRef ds:uri="http://schemas.microsoft.com/office/2006/metadata/properties"/>
+    <ds:schemaRef ds:uri="http://schemas.microsoft.com/office/infopath/2007/PartnerControls"/>
   </ds:schemaRefs>
 </ds:datastoreItem>
 </file>